--- a/Lab5/Lab 5.docx
+++ b/Lab5/Lab 5.docx
@@ -34,8 +34,6 @@
           <w:szCs w:val="32"/>
         </w:rPr>
       </w:pPr>
-      <w:proofErr w:type="spellStart"/>
-      <w:proofErr w:type="gramStart"/>
       <w:r>
         <w:rPr>
           <w:rFonts w:ascii="Times New Roman" w:hAnsi="Times New Roman" w:cs="Times New Roman"/>
@@ -44,30 +42,29 @@
           <w:sz w:val="32"/>
           <w:szCs w:val="32"/>
         </w:rPr>
-        <w:t>Tên</w:t>
-      </w:r>
-      <w:proofErr w:type="spellEnd"/>
-      <w:r>
+        <w:t>Tên : Trần Đức</w:t>
+      </w:r>
+    </w:p>
+    <w:p>
+      <w:pPr>
         <w:rPr>
           <w:rFonts w:ascii="Times New Roman" w:hAnsi="Times New Roman" w:cs="Times New Roman"/>
           <w:b/>
-          <w:bCs/>
-          <w:sz w:val="32"/>
-          <w:szCs w:val="32"/>
-        </w:rPr>
-        <w:t xml:space="preserve"> :</w:t>
-      </w:r>
-      <w:proofErr w:type="gramEnd"/>
+          <w:sz w:val="26"/>
+          <w:szCs w:val="26"/>
+        </w:rPr>
+      </w:pPr>
+      <w:bookmarkStart w:id="0" w:name="_Toc242090285"/>
       <w:r>
         <w:rPr>
           <w:rFonts w:ascii="Times New Roman" w:hAnsi="Times New Roman" w:cs="Times New Roman"/>
           <w:b/>
-          <w:bCs/>
-          <w:sz w:val="32"/>
-          <w:szCs w:val="32"/>
-        </w:rPr>
-        <w:t xml:space="preserve"> Trần Đức</w:t>
-      </w:r>
+          <w:sz w:val="26"/>
+          <w:szCs w:val="26"/>
+        </w:rPr>
+        <w:t>B. THỰC HÀNH</w:t>
+      </w:r>
+      <w:bookmarkEnd w:id="0"/>
     </w:p>
     <w:p>
       <w:pPr>
@@ -78,7 +75,7 @@
           <w:szCs w:val="26"/>
         </w:rPr>
       </w:pPr>
-      <w:bookmarkStart w:id="0" w:name="_Toc242090285"/>
+      <w:bookmarkStart w:id="1" w:name="_Toc242090286"/>
       <w:r>
         <w:rPr>
           <w:rFonts w:ascii="Times New Roman" w:hAnsi="Times New Roman" w:cs="Times New Roman"/>
@@ -86,9 +83,9 @@
           <w:sz w:val="26"/>
           <w:szCs w:val="26"/>
         </w:rPr>
-        <w:t>B. THỰC HÀNH</w:t>
-      </w:r>
-      <w:bookmarkEnd w:id="0"/>
+        <w:t>1. Chuẩn bị máy ảo pfSense</w:t>
+      </w:r>
+      <w:bookmarkEnd w:id="1"/>
     </w:p>
     <w:p>
       <w:pPr>
@@ -99,7 +96,6 @@
           <w:szCs w:val="26"/>
         </w:rPr>
       </w:pPr>
-      <w:bookmarkStart w:id="1" w:name="_Toc242090286"/>
       <w:r>
         <w:rPr>
           <w:rFonts w:ascii="Times New Roman" w:hAnsi="Times New Roman" w:cs="Times New Roman"/>
@@ -107,262 +103,21 @@
           <w:sz w:val="26"/>
           <w:szCs w:val="26"/>
         </w:rPr>
-        <w:t xml:space="preserve">1. </w:t>
-      </w:r>
-      <w:proofErr w:type="spellStart"/>
-      <w:r>
-        <w:rPr>
-          <w:rFonts w:ascii="Times New Roman" w:hAnsi="Times New Roman" w:cs="Times New Roman"/>
-          <w:b/>
-          <w:sz w:val="26"/>
-          <w:szCs w:val="26"/>
-        </w:rPr>
-        <w:t>Chuẩn</w:t>
-      </w:r>
-      <w:proofErr w:type="spellEnd"/>
-      <w:r>
-        <w:rPr>
-          <w:rFonts w:ascii="Times New Roman" w:hAnsi="Times New Roman" w:cs="Times New Roman"/>
-          <w:b/>
-          <w:sz w:val="26"/>
-          <w:szCs w:val="26"/>
-        </w:rPr>
-        <w:t xml:space="preserve"> </w:t>
-      </w:r>
-      <w:proofErr w:type="spellStart"/>
-      <w:r>
-        <w:rPr>
-          <w:rFonts w:ascii="Times New Roman" w:hAnsi="Times New Roman" w:cs="Times New Roman"/>
-          <w:b/>
-          <w:sz w:val="26"/>
-          <w:szCs w:val="26"/>
-        </w:rPr>
-        <w:t>bị</w:t>
-      </w:r>
-      <w:proofErr w:type="spellEnd"/>
-      <w:r>
-        <w:rPr>
-          <w:rFonts w:ascii="Times New Roman" w:hAnsi="Times New Roman" w:cs="Times New Roman"/>
-          <w:b/>
-          <w:sz w:val="26"/>
-          <w:szCs w:val="26"/>
-        </w:rPr>
-        <w:t xml:space="preserve"> </w:t>
-      </w:r>
-      <w:proofErr w:type="spellStart"/>
-      <w:r>
-        <w:rPr>
-          <w:rFonts w:ascii="Times New Roman" w:hAnsi="Times New Roman" w:cs="Times New Roman"/>
-          <w:b/>
-          <w:sz w:val="26"/>
-          <w:szCs w:val="26"/>
-        </w:rPr>
-        <w:t>máy</w:t>
-      </w:r>
-      <w:proofErr w:type="spellEnd"/>
-      <w:r>
-        <w:rPr>
-          <w:rFonts w:ascii="Times New Roman" w:hAnsi="Times New Roman" w:cs="Times New Roman"/>
-          <w:b/>
-          <w:sz w:val="26"/>
-          <w:szCs w:val="26"/>
-        </w:rPr>
-        <w:t xml:space="preserve"> </w:t>
-      </w:r>
-      <w:proofErr w:type="spellStart"/>
-      <w:r>
-        <w:rPr>
-          <w:rFonts w:ascii="Times New Roman" w:hAnsi="Times New Roman" w:cs="Times New Roman"/>
-          <w:b/>
-          <w:sz w:val="26"/>
-          <w:szCs w:val="26"/>
-        </w:rPr>
-        <w:t>ảo</w:t>
-      </w:r>
-      <w:proofErr w:type="spellEnd"/>
-      <w:r>
-        <w:rPr>
-          <w:rFonts w:ascii="Times New Roman" w:hAnsi="Times New Roman" w:cs="Times New Roman"/>
-          <w:b/>
-          <w:sz w:val="26"/>
-          <w:szCs w:val="26"/>
-        </w:rPr>
-        <w:t xml:space="preserve"> </w:t>
-      </w:r>
-      <w:proofErr w:type="spellStart"/>
-      <w:r>
-        <w:rPr>
-          <w:rFonts w:ascii="Times New Roman" w:hAnsi="Times New Roman" w:cs="Times New Roman"/>
-          <w:b/>
-          <w:sz w:val="26"/>
-          <w:szCs w:val="26"/>
-        </w:rPr>
-        <w:t>pfSense</w:t>
-      </w:r>
-      <w:bookmarkEnd w:id="1"/>
-      <w:proofErr w:type="spellEnd"/>
-    </w:p>
-    <w:p>
-      <w:pPr>
-        <w:rPr>
-          <w:rFonts w:ascii="Times New Roman" w:hAnsi="Times New Roman" w:cs="Times New Roman"/>
-          <w:b/>
-          <w:sz w:val="26"/>
-          <w:szCs w:val="26"/>
-        </w:rPr>
-      </w:pPr>
-      <w:proofErr w:type="spellStart"/>
-      <w:r>
-        <w:rPr>
-          <w:rFonts w:ascii="Times New Roman" w:hAnsi="Times New Roman" w:cs="Times New Roman"/>
-          <w:b/>
-          <w:sz w:val="26"/>
-          <w:szCs w:val="26"/>
-        </w:rPr>
-        <w:t>Bước</w:t>
-      </w:r>
-      <w:proofErr w:type="spellEnd"/>
-      <w:r>
-        <w:rPr>
-          <w:rFonts w:ascii="Times New Roman" w:hAnsi="Times New Roman" w:cs="Times New Roman"/>
-          <w:b/>
-          <w:sz w:val="26"/>
-          <w:szCs w:val="26"/>
-        </w:rPr>
-        <w:t xml:space="preserve"> 1: </w:t>
-      </w:r>
-      <w:proofErr w:type="spellStart"/>
-      <w:r>
-        <w:rPr>
-          <w:rFonts w:ascii="Times New Roman" w:hAnsi="Times New Roman" w:cs="Times New Roman"/>
-          <w:b/>
-          <w:sz w:val="26"/>
-          <w:szCs w:val="26"/>
-        </w:rPr>
-        <w:t>Mở</w:t>
-      </w:r>
-      <w:proofErr w:type="spellEnd"/>
-      <w:r>
-        <w:rPr>
-          <w:rFonts w:ascii="Times New Roman" w:hAnsi="Times New Roman" w:cs="Times New Roman"/>
-          <w:b/>
-          <w:sz w:val="26"/>
-          <w:szCs w:val="26"/>
-        </w:rPr>
-        <w:t xml:space="preserve"> Oracle VirtualBox Manager </w:t>
-      </w:r>
-      <w:proofErr w:type="spellStart"/>
-      <w:r>
-        <w:rPr>
-          <w:rFonts w:ascii="Times New Roman" w:hAnsi="Times New Roman" w:cs="Times New Roman"/>
-          <w:b/>
-          <w:sz w:val="26"/>
-          <w:szCs w:val="26"/>
-        </w:rPr>
-        <w:t>và</w:t>
-      </w:r>
-      <w:proofErr w:type="spellEnd"/>
-      <w:r>
-        <w:rPr>
-          <w:rFonts w:ascii="Times New Roman" w:hAnsi="Times New Roman" w:cs="Times New Roman"/>
-          <w:b/>
-          <w:sz w:val="26"/>
-          <w:szCs w:val="26"/>
-        </w:rPr>
-        <w:t xml:space="preserve"> </w:t>
-      </w:r>
-      <w:proofErr w:type="spellStart"/>
-      <w:r>
-        <w:rPr>
-          <w:rFonts w:ascii="Times New Roman" w:hAnsi="Times New Roman" w:cs="Times New Roman"/>
-          <w:b/>
-          <w:sz w:val="26"/>
-          <w:szCs w:val="26"/>
-        </w:rPr>
-        <w:t>tạo</w:t>
-      </w:r>
-      <w:proofErr w:type="spellEnd"/>
-      <w:r>
-        <w:rPr>
-          <w:rFonts w:ascii="Times New Roman" w:hAnsi="Times New Roman" w:cs="Times New Roman"/>
-          <w:b/>
-          <w:sz w:val="26"/>
-          <w:szCs w:val="26"/>
-        </w:rPr>
-        <w:t xml:space="preserve"> </w:t>
-      </w:r>
-      <w:proofErr w:type="spellStart"/>
-      <w:r>
-        <w:rPr>
-          <w:rFonts w:ascii="Times New Roman" w:hAnsi="Times New Roman" w:cs="Times New Roman"/>
-          <w:b/>
-          <w:sz w:val="26"/>
-          <w:szCs w:val="26"/>
-        </w:rPr>
-        <w:t>máy</w:t>
-      </w:r>
-      <w:proofErr w:type="spellEnd"/>
-      <w:r>
-        <w:rPr>
-          <w:rFonts w:ascii="Times New Roman" w:hAnsi="Times New Roman" w:cs="Times New Roman"/>
-          <w:b/>
-          <w:sz w:val="26"/>
-          <w:szCs w:val="26"/>
-        </w:rPr>
-        <w:t xml:space="preserve"> </w:t>
-      </w:r>
-      <w:proofErr w:type="spellStart"/>
-      <w:r>
-        <w:rPr>
-          <w:rFonts w:ascii="Times New Roman" w:hAnsi="Times New Roman" w:cs="Times New Roman"/>
-          <w:b/>
-          <w:sz w:val="26"/>
-          <w:szCs w:val="26"/>
-        </w:rPr>
-        <w:t>ảo</w:t>
-      </w:r>
-      <w:proofErr w:type="spellEnd"/>
-      <w:r>
-        <w:rPr>
-          <w:rFonts w:ascii="Times New Roman" w:hAnsi="Times New Roman" w:cs="Times New Roman"/>
-          <w:b/>
-          <w:sz w:val="26"/>
-          <w:szCs w:val="26"/>
-        </w:rPr>
-        <w:t xml:space="preserve"> </w:t>
-      </w:r>
-      <w:proofErr w:type="spellStart"/>
-      <w:r>
-        <w:rPr>
-          <w:rFonts w:ascii="Times New Roman" w:hAnsi="Times New Roman" w:cs="Times New Roman"/>
-          <w:b/>
-          <w:sz w:val="26"/>
-          <w:szCs w:val="26"/>
-        </w:rPr>
-        <w:t>mới</w:t>
-      </w:r>
-      <w:proofErr w:type="spellEnd"/>
-      <w:r>
-        <w:rPr>
-          <w:rFonts w:ascii="Times New Roman" w:hAnsi="Times New Roman" w:cs="Times New Roman"/>
-          <w:b/>
-          <w:sz w:val="26"/>
-          <w:szCs w:val="26"/>
-        </w:rPr>
-        <w:t>.</w:t>
-      </w:r>
-    </w:p>
-    <w:p>
-      <w:pPr>
-        <w:rPr>
-          <w:rFonts w:ascii="Times New Roman" w:hAnsi="Times New Roman" w:cs="Times New Roman"/>
-          <w:sz w:val="26"/>
-          <w:szCs w:val="26"/>
-        </w:rPr>
-      </w:pPr>
-      <w:r>
-        <w:rPr>
-          <w:rFonts w:ascii="Times New Roman" w:hAnsi="Times New Roman" w:cs="Times New Roman"/>
+        <w:t>Bước 1: Mở Oracle VirtualBox Manager và tạo máy ảo mới.</w:t>
+      </w:r>
+    </w:p>
+    <w:p>
+      <w:pPr>
+        <w:rPr>
+          <w:rFonts w:ascii="Times New Roman" w:hAnsi="Times New Roman" w:cs="Times New Roman"/>
+          <w:sz w:val="26"/>
+          <w:szCs w:val="26"/>
+        </w:rPr>
+      </w:pPr>
+      <w:r>
+        <w:rPr>
+          <w:rFonts w:ascii="Times New Roman" w:hAnsi="Times New Roman" w:cs="Times New Roman"/>
+          <w:noProof/>
           <w:sz w:val="26"/>
           <w:szCs w:val="26"/>
         </w:rPr>
@@ -414,6 +169,7 @@
       <w:r>
         <w:rPr>
           <w:rFonts w:ascii="Times New Roman" w:hAnsi="Times New Roman" w:cs="Times New Roman"/>
+          <w:noProof/>
           <w:sz w:val="26"/>
           <w:szCs w:val="26"/>
         </w:rPr>
@@ -464,7 +220,7 @@
           <w:szCs w:val="26"/>
         </w:rPr>
       </w:pPr>
-      <w:bookmarkStart w:id="2" w:name="_Toc242090288"/>
+      <w:bookmarkStart w:id="2" w:name="_Toc242090290"/>
       <w:r>
         <w:rPr>
           <w:rFonts w:ascii="Times New Roman" w:hAnsi="Times New Roman" w:cs="Times New Roman"/>
@@ -472,9 +228,18 @@
           <w:sz w:val="26"/>
           <w:szCs w:val="26"/>
         </w:rPr>
-        <w:t xml:space="preserve">3. </w:t>
-      </w:r>
-      <w:proofErr w:type="spellStart"/>
+        <w:t>5. Truy cập giao diện quản trị pfSense</w:t>
+      </w:r>
+      <w:bookmarkEnd w:id="2"/>
+    </w:p>
+    <w:p>
+      <w:pPr>
+        <w:rPr>
+          <w:rFonts w:ascii="Times New Roman" w:hAnsi="Times New Roman" w:cs="Times New Roman"/>
+          <w:sz w:val="26"/>
+          <w:szCs w:val="26"/>
+        </w:rPr>
+      </w:pPr>
       <w:r>
         <w:rPr>
           <w:rFonts w:ascii="Times New Roman" w:hAnsi="Times New Roman" w:cs="Times New Roman"/>
@@ -482,231 +247,21 @@
           <w:sz w:val="26"/>
           <w:szCs w:val="26"/>
         </w:rPr>
-        <w:t>Cấu</w:t>
-      </w:r>
-      <w:proofErr w:type="spellEnd"/>
-      <w:r>
-        <w:rPr>
-          <w:rFonts w:ascii="Times New Roman" w:hAnsi="Times New Roman" w:cs="Times New Roman"/>
-          <w:b/>
-          <w:sz w:val="26"/>
-          <w:szCs w:val="26"/>
-        </w:rPr>
-        <w:t xml:space="preserve"> </w:t>
-      </w:r>
-      <w:proofErr w:type="spellStart"/>
-      <w:r>
-        <w:rPr>
-          <w:rFonts w:ascii="Times New Roman" w:hAnsi="Times New Roman" w:cs="Times New Roman"/>
-          <w:b/>
-          <w:sz w:val="26"/>
-          <w:szCs w:val="26"/>
-        </w:rPr>
-        <w:t>hình</w:t>
-      </w:r>
-      <w:proofErr w:type="spellEnd"/>
-      <w:r>
-        <w:rPr>
-          <w:rFonts w:ascii="Times New Roman" w:hAnsi="Times New Roman" w:cs="Times New Roman"/>
-          <w:b/>
-          <w:sz w:val="26"/>
-          <w:szCs w:val="26"/>
-        </w:rPr>
-        <w:t xml:space="preserve"> LAN </w:t>
-      </w:r>
-      <w:proofErr w:type="spellStart"/>
-      <w:r>
-        <w:rPr>
-          <w:rFonts w:ascii="Times New Roman" w:hAnsi="Times New Roman" w:cs="Times New Roman"/>
-          <w:b/>
-          <w:sz w:val="26"/>
-          <w:szCs w:val="26"/>
-        </w:rPr>
-        <w:t>trên</w:t>
-      </w:r>
-      <w:proofErr w:type="spellEnd"/>
-      <w:r>
-        <w:rPr>
-          <w:rFonts w:ascii="Times New Roman" w:hAnsi="Times New Roman" w:cs="Times New Roman"/>
-          <w:b/>
-          <w:sz w:val="26"/>
-          <w:szCs w:val="26"/>
-        </w:rPr>
-        <w:t xml:space="preserve"> console </w:t>
-      </w:r>
-      <w:proofErr w:type="spellStart"/>
-      <w:r>
-        <w:rPr>
-          <w:rFonts w:ascii="Times New Roman" w:hAnsi="Times New Roman" w:cs="Times New Roman"/>
-          <w:b/>
-          <w:sz w:val="26"/>
-          <w:szCs w:val="26"/>
-        </w:rPr>
-        <w:t>pfSense</w:t>
-      </w:r>
-      <w:bookmarkEnd w:id="2"/>
-      <w:proofErr w:type="spellEnd"/>
-    </w:p>
-    <w:p>
-      <w:pPr>
-        <w:rPr>
-          <w:rFonts w:ascii="Times New Roman" w:hAnsi="Times New Roman" w:cs="Times New Roman"/>
-          <w:sz w:val="26"/>
-          <w:szCs w:val="26"/>
-        </w:rPr>
-      </w:pPr>
-      <w:proofErr w:type="spellStart"/>
-      <w:r>
-        <w:rPr>
-          <w:rFonts w:ascii="Times New Roman" w:hAnsi="Times New Roman" w:cs="Times New Roman"/>
-          <w:b/>
-          <w:sz w:val="26"/>
-          <w:szCs w:val="26"/>
-        </w:rPr>
-        <w:t>Bước</w:t>
-      </w:r>
-      <w:proofErr w:type="spellEnd"/>
-      <w:r>
-        <w:rPr>
-          <w:rFonts w:ascii="Times New Roman" w:hAnsi="Times New Roman" w:cs="Times New Roman"/>
-          <w:b/>
-          <w:sz w:val="26"/>
-          <w:szCs w:val="26"/>
-        </w:rPr>
-        <w:t xml:space="preserve"> 1: Sau </w:t>
-      </w:r>
-      <w:proofErr w:type="spellStart"/>
-      <w:r>
-        <w:rPr>
-          <w:rFonts w:ascii="Times New Roman" w:hAnsi="Times New Roman" w:cs="Times New Roman"/>
-          <w:b/>
-          <w:sz w:val="26"/>
-          <w:szCs w:val="26"/>
-        </w:rPr>
-        <w:t>khi</w:t>
-      </w:r>
-      <w:proofErr w:type="spellEnd"/>
-      <w:r>
-        <w:rPr>
-          <w:rFonts w:ascii="Times New Roman" w:hAnsi="Times New Roman" w:cs="Times New Roman"/>
-          <w:b/>
-          <w:sz w:val="26"/>
-          <w:szCs w:val="26"/>
-        </w:rPr>
-        <w:t xml:space="preserve"> </w:t>
-      </w:r>
-      <w:proofErr w:type="spellStart"/>
-      <w:r>
-        <w:rPr>
-          <w:rFonts w:ascii="Times New Roman" w:hAnsi="Times New Roman" w:cs="Times New Roman"/>
-          <w:b/>
-          <w:sz w:val="26"/>
-          <w:szCs w:val="26"/>
-        </w:rPr>
-        <w:t>khởi</w:t>
-      </w:r>
-      <w:proofErr w:type="spellEnd"/>
-      <w:r>
-        <w:rPr>
-          <w:rFonts w:ascii="Times New Roman" w:hAnsi="Times New Roman" w:cs="Times New Roman"/>
-          <w:b/>
-          <w:sz w:val="26"/>
-          <w:szCs w:val="26"/>
-        </w:rPr>
-        <w:t xml:space="preserve"> </w:t>
-      </w:r>
-      <w:proofErr w:type="spellStart"/>
-      <w:r>
-        <w:rPr>
-          <w:rFonts w:ascii="Times New Roman" w:hAnsi="Times New Roman" w:cs="Times New Roman"/>
-          <w:b/>
-          <w:sz w:val="26"/>
-          <w:szCs w:val="26"/>
-        </w:rPr>
-        <w:t>động</w:t>
-      </w:r>
-      <w:proofErr w:type="spellEnd"/>
-      <w:r>
-        <w:rPr>
-          <w:rFonts w:ascii="Times New Roman" w:hAnsi="Times New Roman" w:cs="Times New Roman"/>
-          <w:b/>
-          <w:sz w:val="26"/>
-          <w:szCs w:val="26"/>
-        </w:rPr>
-        <w:t xml:space="preserve">, </w:t>
-      </w:r>
-      <w:proofErr w:type="spellStart"/>
-      <w:r>
-        <w:rPr>
-          <w:rFonts w:ascii="Times New Roman" w:hAnsi="Times New Roman" w:cs="Times New Roman"/>
-          <w:b/>
-          <w:sz w:val="26"/>
-          <w:szCs w:val="26"/>
-        </w:rPr>
-        <w:t>trên</w:t>
-      </w:r>
-      <w:proofErr w:type="spellEnd"/>
-      <w:r>
-        <w:rPr>
-          <w:rFonts w:ascii="Times New Roman" w:hAnsi="Times New Roman" w:cs="Times New Roman"/>
-          <w:b/>
-          <w:sz w:val="26"/>
-          <w:szCs w:val="26"/>
-        </w:rPr>
-        <w:t xml:space="preserve"> console </w:t>
-      </w:r>
-      <w:proofErr w:type="spellStart"/>
-      <w:r>
-        <w:rPr>
-          <w:rFonts w:ascii="Times New Roman" w:hAnsi="Times New Roman" w:cs="Times New Roman"/>
-          <w:b/>
-          <w:sz w:val="26"/>
-          <w:szCs w:val="26"/>
-        </w:rPr>
-        <w:t>chọn</w:t>
-      </w:r>
-      <w:proofErr w:type="spellEnd"/>
-      <w:r>
-        <w:rPr>
-          <w:rFonts w:ascii="Times New Roman" w:hAnsi="Times New Roman" w:cs="Times New Roman"/>
-          <w:b/>
-          <w:sz w:val="26"/>
-          <w:szCs w:val="26"/>
-        </w:rPr>
-        <w:t xml:space="preserve"> </w:t>
-      </w:r>
-      <w:proofErr w:type="spellStart"/>
-      <w:r>
-        <w:rPr>
-          <w:rFonts w:ascii="Times New Roman" w:hAnsi="Times New Roman" w:cs="Times New Roman"/>
-          <w:b/>
-          <w:sz w:val="26"/>
-          <w:szCs w:val="26"/>
-        </w:rPr>
-        <w:t>mục</w:t>
-      </w:r>
-      <w:proofErr w:type="spellEnd"/>
-      <w:r>
-        <w:rPr>
-          <w:rFonts w:ascii="Times New Roman" w:hAnsi="Times New Roman" w:cs="Times New Roman"/>
-          <w:b/>
-          <w:sz w:val="26"/>
-          <w:szCs w:val="26"/>
-        </w:rPr>
-        <w:t xml:space="preserve"> Set interface(s) IP address.</w:t>
-      </w:r>
-    </w:p>
-    <w:p>
-      <w:pPr>
-        <w:rPr>
-          <w:rFonts w:ascii="Times New Roman" w:hAnsi="Times New Roman" w:cs="Times New Roman"/>
-          <w:sz w:val="26"/>
-          <w:szCs w:val="26"/>
-        </w:rPr>
-      </w:pPr>
-      <w:r>
-        <w:rPr>
-          <w:rFonts w:ascii="Times New Roman" w:hAnsi="Times New Roman" w:cs="Times New Roman"/>
+        <w:t>.</w:t>
+      </w:r>
+    </w:p>
+    <w:p>
+      <w:pPr>
+        <w:rPr>
+          <w:rFonts w:ascii="Times New Roman" w:hAnsi="Times New Roman" w:cs="Times New Roman"/>
+          <w:sz w:val="26"/>
+          <w:szCs w:val="26"/>
+        </w:rPr>
+      </w:pPr>
+      <w:r>
+        <w:rPr>
+          <w:rFonts w:ascii="Times New Roman" w:hAnsi="Times New Roman" w:cs="Times New Roman"/>
+          <w:noProof/>
           <w:sz w:val="26"/>
           <w:szCs w:val="26"/>
         </w:rPr>
@@ -756,7 +311,6 @@
           <w:szCs w:val="26"/>
         </w:rPr>
       </w:pPr>
-      <w:proofErr w:type="spellStart"/>
       <w:r>
         <w:rPr>
           <w:rFonts w:ascii="Times New Roman" w:hAnsi="Times New Roman" w:cs="Times New Roman"/>
@@ -764,350 +318,21 @@
           <w:sz w:val="26"/>
           <w:szCs w:val="26"/>
         </w:rPr>
-        <w:t>Bước</w:t>
-      </w:r>
-      <w:proofErr w:type="spellEnd"/>
-      <w:r>
-        <w:rPr>
-          <w:rFonts w:ascii="Times New Roman" w:hAnsi="Times New Roman" w:cs="Times New Roman"/>
-          <w:b/>
-          <w:sz w:val="26"/>
-          <w:szCs w:val="26"/>
-        </w:rPr>
-        <w:t xml:space="preserve"> 2: </w:t>
-      </w:r>
-      <w:proofErr w:type="spellStart"/>
-      <w:r>
-        <w:rPr>
-          <w:rFonts w:ascii="Times New Roman" w:hAnsi="Times New Roman" w:cs="Times New Roman"/>
-          <w:b/>
-          <w:sz w:val="26"/>
-          <w:szCs w:val="26"/>
-        </w:rPr>
-        <w:t>Chọn</w:t>
-      </w:r>
-      <w:proofErr w:type="spellEnd"/>
-      <w:r>
-        <w:rPr>
-          <w:rFonts w:ascii="Times New Roman" w:hAnsi="Times New Roman" w:cs="Times New Roman"/>
-          <w:b/>
-          <w:sz w:val="26"/>
-          <w:szCs w:val="26"/>
-        </w:rPr>
-        <w:t xml:space="preserve"> interface LAN </w:t>
-      </w:r>
-      <w:proofErr w:type="spellStart"/>
-      <w:r>
-        <w:rPr>
-          <w:rFonts w:ascii="Times New Roman" w:hAnsi="Times New Roman" w:cs="Times New Roman"/>
-          <w:b/>
-          <w:sz w:val="26"/>
-          <w:szCs w:val="26"/>
-        </w:rPr>
-        <w:t>và</w:t>
-      </w:r>
-      <w:proofErr w:type="spellEnd"/>
-      <w:r>
-        <w:rPr>
-          <w:rFonts w:ascii="Times New Roman" w:hAnsi="Times New Roman" w:cs="Times New Roman"/>
-          <w:b/>
-          <w:sz w:val="26"/>
-          <w:szCs w:val="26"/>
-        </w:rPr>
-        <w:t xml:space="preserve"> </w:t>
-      </w:r>
-      <w:proofErr w:type="spellStart"/>
-      <w:r>
-        <w:rPr>
-          <w:rFonts w:ascii="Times New Roman" w:hAnsi="Times New Roman" w:cs="Times New Roman"/>
-          <w:b/>
-          <w:sz w:val="26"/>
-          <w:szCs w:val="26"/>
-        </w:rPr>
-        <w:t>đặt</w:t>
-      </w:r>
-      <w:proofErr w:type="spellEnd"/>
-      <w:r>
-        <w:rPr>
-          <w:rFonts w:ascii="Times New Roman" w:hAnsi="Times New Roman" w:cs="Times New Roman"/>
-          <w:b/>
-          <w:sz w:val="26"/>
-          <w:szCs w:val="26"/>
-        </w:rPr>
-        <w:t xml:space="preserve"> </w:t>
-      </w:r>
-      <w:proofErr w:type="spellStart"/>
-      <w:r>
-        <w:rPr>
-          <w:rFonts w:ascii="Times New Roman" w:hAnsi="Times New Roman" w:cs="Times New Roman"/>
-          <w:b/>
-          <w:sz w:val="26"/>
-          <w:szCs w:val="26"/>
-        </w:rPr>
-        <w:t>địa</w:t>
-      </w:r>
-      <w:proofErr w:type="spellEnd"/>
-      <w:r>
-        <w:rPr>
-          <w:rFonts w:ascii="Times New Roman" w:hAnsi="Times New Roman" w:cs="Times New Roman"/>
-          <w:b/>
-          <w:sz w:val="26"/>
-          <w:szCs w:val="26"/>
-        </w:rPr>
-        <w:t xml:space="preserve"> </w:t>
-      </w:r>
-      <w:proofErr w:type="spellStart"/>
-      <w:r>
-        <w:rPr>
-          <w:rFonts w:ascii="Times New Roman" w:hAnsi="Times New Roman" w:cs="Times New Roman"/>
-          <w:b/>
-          <w:sz w:val="26"/>
-          <w:szCs w:val="26"/>
-        </w:rPr>
-        <w:t>chỉ</w:t>
-      </w:r>
-      <w:proofErr w:type="spellEnd"/>
-      <w:r>
-        <w:rPr>
-          <w:rFonts w:ascii="Times New Roman" w:hAnsi="Times New Roman" w:cs="Times New Roman"/>
-          <w:b/>
-          <w:sz w:val="26"/>
-          <w:szCs w:val="26"/>
-        </w:rPr>
-        <w:t xml:space="preserve"> 10.0.0.1/8. </w:t>
-      </w:r>
-      <w:proofErr w:type="spellStart"/>
-      <w:r>
-        <w:rPr>
-          <w:rFonts w:ascii="Times New Roman" w:hAnsi="Times New Roman" w:cs="Times New Roman"/>
-          <w:b/>
-          <w:sz w:val="26"/>
-          <w:szCs w:val="26"/>
-        </w:rPr>
-        <w:t>Không</w:t>
-      </w:r>
-      <w:proofErr w:type="spellEnd"/>
-      <w:r>
-        <w:rPr>
-          <w:rFonts w:ascii="Times New Roman" w:hAnsi="Times New Roman" w:cs="Times New Roman"/>
-          <w:b/>
-          <w:sz w:val="26"/>
-          <w:szCs w:val="26"/>
-        </w:rPr>
-        <w:t xml:space="preserve"> </w:t>
-      </w:r>
-      <w:proofErr w:type="spellStart"/>
-      <w:r>
-        <w:rPr>
-          <w:rFonts w:ascii="Times New Roman" w:hAnsi="Times New Roman" w:cs="Times New Roman"/>
-          <w:b/>
-          <w:sz w:val="26"/>
-          <w:szCs w:val="26"/>
-        </w:rPr>
-        <w:t>bật</w:t>
-      </w:r>
-      <w:proofErr w:type="spellEnd"/>
-      <w:r>
-        <w:rPr>
-          <w:rFonts w:ascii="Times New Roman" w:hAnsi="Times New Roman" w:cs="Times New Roman"/>
-          <w:b/>
-          <w:sz w:val="26"/>
-          <w:szCs w:val="26"/>
-        </w:rPr>
-        <w:t xml:space="preserve"> DHCP </w:t>
-      </w:r>
-      <w:proofErr w:type="spellStart"/>
-      <w:r>
-        <w:rPr>
-          <w:rFonts w:ascii="Times New Roman" w:hAnsi="Times New Roman" w:cs="Times New Roman"/>
-          <w:b/>
-          <w:sz w:val="26"/>
-          <w:szCs w:val="26"/>
-        </w:rPr>
-        <w:t>trong</w:t>
-      </w:r>
-      <w:proofErr w:type="spellEnd"/>
-      <w:r>
-        <w:rPr>
-          <w:rFonts w:ascii="Times New Roman" w:hAnsi="Times New Roman" w:cs="Times New Roman"/>
-          <w:b/>
-          <w:sz w:val="26"/>
-          <w:szCs w:val="26"/>
-        </w:rPr>
-        <w:t xml:space="preserve"> </w:t>
-      </w:r>
-      <w:proofErr w:type="spellStart"/>
-      <w:r>
-        <w:rPr>
-          <w:rFonts w:ascii="Times New Roman" w:hAnsi="Times New Roman" w:cs="Times New Roman"/>
-          <w:b/>
-          <w:sz w:val="26"/>
-          <w:szCs w:val="26"/>
-        </w:rPr>
-        <w:t>bài</w:t>
-      </w:r>
-      <w:proofErr w:type="spellEnd"/>
-      <w:r>
-        <w:rPr>
-          <w:rFonts w:ascii="Times New Roman" w:hAnsi="Times New Roman" w:cs="Times New Roman"/>
-          <w:b/>
-          <w:sz w:val="26"/>
-          <w:szCs w:val="26"/>
-        </w:rPr>
-        <w:t xml:space="preserve"> lab </w:t>
-      </w:r>
-      <w:proofErr w:type="spellStart"/>
-      <w:r>
-        <w:rPr>
-          <w:rFonts w:ascii="Times New Roman" w:hAnsi="Times New Roman" w:cs="Times New Roman"/>
-          <w:b/>
-          <w:sz w:val="26"/>
-          <w:szCs w:val="26"/>
-        </w:rPr>
-        <w:t>này</w:t>
-      </w:r>
-      <w:proofErr w:type="spellEnd"/>
-      <w:r>
-        <w:rPr>
-          <w:rFonts w:ascii="Times New Roman" w:hAnsi="Times New Roman" w:cs="Times New Roman"/>
-          <w:b/>
-          <w:sz w:val="26"/>
-          <w:szCs w:val="26"/>
-        </w:rPr>
-        <w:t xml:space="preserve"> </w:t>
-      </w:r>
-      <w:proofErr w:type="spellStart"/>
-      <w:r>
-        <w:rPr>
-          <w:rFonts w:ascii="Times New Roman" w:hAnsi="Times New Roman" w:cs="Times New Roman"/>
-          <w:b/>
-          <w:sz w:val="26"/>
-          <w:szCs w:val="26"/>
-        </w:rPr>
-        <w:t>để</w:t>
-      </w:r>
-      <w:proofErr w:type="spellEnd"/>
-      <w:r>
-        <w:rPr>
-          <w:rFonts w:ascii="Times New Roman" w:hAnsi="Times New Roman" w:cs="Times New Roman"/>
-          <w:b/>
-          <w:sz w:val="26"/>
-          <w:szCs w:val="26"/>
-        </w:rPr>
-        <w:t xml:space="preserve"> </w:t>
-      </w:r>
-      <w:proofErr w:type="spellStart"/>
-      <w:r>
-        <w:rPr>
-          <w:rFonts w:ascii="Times New Roman" w:hAnsi="Times New Roman" w:cs="Times New Roman"/>
-          <w:b/>
-          <w:sz w:val="26"/>
-          <w:szCs w:val="26"/>
-        </w:rPr>
-        <w:t>dễ</w:t>
-      </w:r>
-      <w:proofErr w:type="spellEnd"/>
-      <w:r>
-        <w:rPr>
-          <w:rFonts w:ascii="Times New Roman" w:hAnsi="Times New Roman" w:cs="Times New Roman"/>
-          <w:b/>
-          <w:sz w:val="26"/>
-          <w:szCs w:val="26"/>
-        </w:rPr>
-        <w:t xml:space="preserve"> </w:t>
-      </w:r>
-      <w:proofErr w:type="spellStart"/>
-      <w:r>
-        <w:rPr>
-          <w:rFonts w:ascii="Times New Roman" w:hAnsi="Times New Roman" w:cs="Times New Roman"/>
-          <w:b/>
-          <w:sz w:val="26"/>
-          <w:szCs w:val="26"/>
-        </w:rPr>
-        <w:t>kiểm</w:t>
-      </w:r>
-      <w:proofErr w:type="spellEnd"/>
-      <w:r>
-        <w:rPr>
-          <w:rFonts w:ascii="Times New Roman" w:hAnsi="Times New Roman" w:cs="Times New Roman"/>
-          <w:b/>
-          <w:sz w:val="26"/>
-          <w:szCs w:val="26"/>
-        </w:rPr>
-        <w:t xml:space="preserve"> </w:t>
-      </w:r>
-      <w:proofErr w:type="spellStart"/>
-      <w:r>
-        <w:rPr>
-          <w:rFonts w:ascii="Times New Roman" w:hAnsi="Times New Roman" w:cs="Times New Roman"/>
-          <w:b/>
-          <w:sz w:val="26"/>
-          <w:szCs w:val="26"/>
-        </w:rPr>
-        <w:t>soát</w:t>
-      </w:r>
-      <w:proofErr w:type="spellEnd"/>
-      <w:r>
-        <w:rPr>
-          <w:rFonts w:ascii="Times New Roman" w:hAnsi="Times New Roman" w:cs="Times New Roman"/>
-          <w:b/>
-          <w:sz w:val="26"/>
-          <w:szCs w:val="26"/>
-        </w:rPr>
-        <w:t xml:space="preserve"> </w:t>
-      </w:r>
-      <w:proofErr w:type="spellStart"/>
-      <w:r>
-        <w:rPr>
-          <w:rFonts w:ascii="Times New Roman" w:hAnsi="Times New Roman" w:cs="Times New Roman"/>
-          <w:b/>
-          <w:sz w:val="26"/>
-          <w:szCs w:val="26"/>
-        </w:rPr>
-        <w:t>địa</w:t>
-      </w:r>
-      <w:proofErr w:type="spellEnd"/>
-      <w:r>
-        <w:rPr>
-          <w:rFonts w:ascii="Times New Roman" w:hAnsi="Times New Roman" w:cs="Times New Roman"/>
-          <w:b/>
-          <w:sz w:val="26"/>
-          <w:szCs w:val="26"/>
-        </w:rPr>
-        <w:t xml:space="preserve"> </w:t>
-      </w:r>
-      <w:proofErr w:type="spellStart"/>
-      <w:r>
-        <w:rPr>
-          <w:rFonts w:ascii="Times New Roman" w:hAnsi="Times New Roman" w:cs="Times New Roman"/>
-          <w:b/>
-          <w:sz w:val="26"/>
-          <w:szCs w:val="26"/>
-        </w:rPr>
-        <w:t>chỉ</w:t>
-      </w:r>
-      <w:proofErr w:type="spellEnd"/>
-      <w:r>
-        <w:rPr>
-          <w:rFonts w:ascii="Times New Roman" w:hAnsi="Times New Roman" w:cs="Times New Roman"/>
-          <w:b/>
-          <w:sz w:val="26"/>
-          <w:szCs w:val="26"/>
-        </w:rPr>
-        <w:t>.</w:t>
-      </w:r>
-    </w:p>
-    <w:p>
-      <w:pPr>
-        <w:rPr>
-          <w:rFonts w:ascii="Times New Roman" w:hAnsi="Times New Roman" w:cs="Times New Roman"/>
-          <w:sz w:val="26"/>
-          <w:szCs w:val="26"/>
-        </w:rPr>
-      </w:pPr>
-      <w:r>
-        <w:rPr>
-          <w:rFonts w:ascii="Times New Roman" w:hAnsi="Times New Roman" w:cs="Times New Roman"/>
+        <w:t>Bước 2: Chọn interface LAN và đặt địa chỉ 10.0.0.1/8. Không bật DHCP trong bài lab này để dễ kiểm soát địa chỉ.</w:t>
+      </w:r>
+    </w:p>
+    <w:p>
+      <w:pPr>
+        <w:rPr>
+          <w:rFonts w:ascii="Times New Roman" w:hAnsi="Times New Roman" w:cs="Times New Roman"/>
+          <w:sz w:val="26"/>
+          <w:szCs w:val="26"/>
+        </w:rPr>
+      </w:pPr>
+      <w:r>
+        <w:rPr>
+          <w:rFonts w:ascii="Times New Roman" w:hAnsi="Times New Roman" w:cs="Times New Roman"/>
+          <w:noProof/>
           <w:sz w:val="26"/>
           <w:szCs w:val="26"/>
         </w:rPr>
@@ -1165,19 +390,183 @@
           <w:sz w:val="26"/>
           <w:szCs w:val="26"/>
         </w:rPr>
-        <w:t xml:space="preserve">4. </w:t>
-      </w:r>
-      <w:proofErr w:type="spellStart"/>
-      <w:r>
+        <w:t>4. Cấu hình máy Domain Controller</w:t>
+      </w:r>
+      <w:bookmarkEnd w:id="3"/>
+    </w:p>
+    <w:p>
+      <w:pPr>
+        <w:rPr>
+          <w:rFonts w:ascii="Times New Roman" w:hAnsi="Times New Roman" w:cs="Times New Roman"/>
+          <w:sz w:val="26"/>
+          <w:szCs w:val="26"/>
+        </w:rPr>
+      </w:pPr>
+    </w:p>
+    <w:p>
+      <w:pPr>
+        <w:rPr>
+          <w:rFonts w:ascii="Times New Roman" w:hAnsi="Times New Roman" w:cs="Times New Roman"/>
+          <w:sz w:val="26"/>
+          <w:szCs w:val="26"/>
+        </w:rPr>
+      </w:pPr>
+      <w:r>
+        <w:rPr>
+          <w:rFonts w:ascii="Times New Roman" w:hAnsi="Times New Roman" w:cs="Times New Roman"/>
+          <w:sz w:val="26"/>
+          <w:szCs w:val="26"/>
+        </w:rPr>
+        <w:drawing>
+          <wp:inline distT="0" distB="0" distL="0" distR="0" wp14:anchorId="5D19CAC0" wp14:editId="16769023">
+            <wp:extent cx="5943600" cy="1583055"/>
+            <wp:effectExtent l="0" t="0" r="0" b="0"/>
+            <wp:docPr id="2015368576" name="Picture 1"/>
+            <wp:cNvGraphicFramePr>
+              <a:graphicFrameLocks xmlns:a="http://schemas.openxmlformats.org/drawingml/2006/main" noChangeAspect="1"/>
+            </wp:cNvGraphicFramePr>
+            <a:graphic xmlns:a="http://schemas.openxmlformats.org/drawingml/2006/main">
+              <a:graphicData uri="http://schemas.openxmlformats.org/drawingml/2006/picture">
+                <pic:pic xmlns:pic="http://schemas.openxmlformats.org/drawingml/2006/picture">
+                  <pic:nvPicPr>
+                    <pic:cNvPr id="2015368576" name=""/>
+                    <pic:cNvPicPr/>
+                  </pic:nvPicPr>
+                  <pic:blipFill>
+                    <a:blip r:embed="rId7"/>
+                    <a:stretch>
+                      <a:fillRect/>
+                    </a:stretch>
+                  </pic:blipFill>
+                  <pic:spPr>
+                    <a:xfrm>
+                      <a:off x="0" y="0"/>
+                      <a:ext cx="5943600" cy="1583055"/>
+                    </a:xfrm>
+                    <a:prstGeom prst="rect">
+                      <a:avLst/>
+                    </a:prstGeom>
+                  </pic:spPr>
+                </pic:pic>
+              </a:graphicData>
+            </a:graphic>
+          </wp:inline>
+        </w:drawing>
+      </w:r>
+    </w:p>
+    <w:p>
+      <w:pPr>
+        <w:rPr>
+          <w:rFonts w:ascii="Times New Roman" w:hAnsi="Times New Roman" w:cs="Times New Roman"/>
+          <w:sz w:val="26"/>
+          <w:szCs w:val="26"/>
+        </w:rPr>
+      </w:pPr>
+      <w:r>
+        <w:rPr>
+          <w:rFonts w:ascii="Times New Roman" w:hAnsi="Times New Roman" w:cs="Times New Roman"/>
+          <w:sz w:val="26"/>
+          <w:szCs w:val="26"/>
+        </w:rPr>
+        <w:drawing>
+          <wp:inline distT="0" distB="0" distL="0" distR="0" wp14:anchorId="6BC9C585" wp14:editId="61F74B25">
+            <wp:extent cx="5943600" cy="2994025"/>
+            <wp:effectExtent l="0" t="0" r="0" b="0"/>
+            <wp:docPr id="1700086656" name="Picture 1"/>
+            <wp:cNvGraphicFramePr>
+              <a:graphicFrameLocks xmlns:a="http://schemas.openxmlformats.org/drawingml/2006/main" noChangeAspect="1"/>
+            </wp:cNvGraphicFramePr>
+            <a:graphic xmlns:a="http://schemas.openxmlformats.org/drawingml/2006/main">
+              <a:graphicData uri="http://schemas.openxmlformats.org/drawingml/2006/picture">
+                <pic:pic xmlns:pic="http://schemas.openxmlformats.org/drawingml/2006/picture">
+                  <pic:nvPicPr>
+                    <pic:cNvPr id="1700086656" name=""/>
+                    <pic:cNvPicPr/>
+                  </pic:nvPicPr>
+                  <pic:blipFill>
+                    <a:blip r:embed="rId8"/>
+                    <a:stretch>
+                      <a:fillRect/>
+                    </a:stretch>
+                  </pic:blipFill>
+                  <pic:spPr>
+                    <a:xfrm>
+                      <a:off x="0" y="0"/>
+                      <a:ext cx="5943600" cy="2994025"/>
+                    </a:xfrm>
+                    <a:prstGeom prst="rect">
+                      <a:avLst/>
+                    </a:prstGeom>
+                  </pic:spPr>
+                </pic:pic>
+              </a:graphicData>
+            </a:graphic>
+          </wp:inline>
+        </w:drawing>
+      </w:r>
+    </w:p>
+    <w:p>
+      <w:pPr>
+        <w:rPr>
+          <w:rFonts w:ascii="Times New Roman" w:hAnsi="Times New Roman" w:cs="Times New Roman"/>
+          <w:sz w:val="26"/>
+          <w:szCs w:val="26"/>
+        </w:rPr>
+      </w:pPr>
+      <w:r>
+        <w:rPr>
+          <w:rFonts w:ascii="Times New Roman" w:hAnsi="Times New Roman" w:cs="Times New Roman"/>
+          <w:sz w:val="26"/>
+          <w:szCs w:val="26"/>
+        </w:rPr>
+        <w:lastRenderedPageBreak/>
+        <w:drawing>
+          <wp:inline distT="0" distB="0" distL="0" distR="0" wp14:anchorId="089B1B4B" wp14:editId="230D0EA5">
+            <wp:extent cx="5943600" cy="3745230"/>
+            <wp:effectExtent l="0" t="0" r="0" b="7620"/>
+            <wp:docPr id="770592498" name="Picture 1"/>
+            <wp:cNvGraphicFramePr>
+              <a:graphicFrameLocks xmlns:a="http://schemas.openxmlformats.org/drawingml/2006/main" noChangeAspect="1"/>
+            </wp:cNvGraphicFramePr>
+            <a:graphic xmlns:a="http://schemas.openxmlformats.org/drawingml/2006/main">
+              <a:graphicData uri="http://schemas.openxmlformats.org/drawingml/2006/picture">
+                <pic:pic xmlns:pic="http://schemas.openxmlformats.org/drawingml/2006/picture">
+                  <pic:nvPicPr>
+                    <pic:cNvPr id="770592498" name=""/>
+                    <pic:cNvPicPr/>
+                  </pic:nvPicPr>
+                  <pic:blipFill>
+                    <a:blip r:embed="rId9"/>
+                    <a:stretch>
+                      <a:fillRect/>
+                    </a:stretch>
+                  </pic:blipFill>
+                  <pic:spPr>
+                    <a:xfrm>
+                      <a:off x="0" y="0"/>
+                      <a:ext cx="5943600" cy="3745230"/>
+                    </a:xfrm>
+                    <a:prstGeom prst="rect">
+                      <a:avLst/>
+                    </a:prstGeom>
+                  </pic:spPr>
+                </pic:pic>
+              </a:graphicData>
+            </a:graphic>
+          </wp:inline>
+        </w:drawing>
+      </w:r>
+    </w:p>
+    <w:p>
+      <w:pPr>
         <w:rPr>
           <w:rFonts w:ascii="Times New Roman" w:hAnsi="Times New Roman" w:cs="Times New Roman"/>
           <w:b/>
           <w:sz w:val="26"/>
           <w:szCs w:val="26"/>
         </w:rPr>
-        <w:t>Cấu</w:t>
-      </w:r>
-      <w:proofErr w:type="spellEnd"/>
+      </w:pPr>
+      <w:bookmarkStart w:id="4" w:name="_Toc242090291"/>
       <w:r>
         <w:rPr>
           <w:rFonts w:ascii="Times New Roman" w:hAnsi="Times New Roman" w:cs="Times New Roman"/>
@@ -1185,176 +574,1962 @@
           <w:sz w:val="26"/>
           <w:szCs w:val="26"/>
         </w:rPr>
+        <w:t>6. Cấu hình vùng DMZ</w:t>
+      </w:r>
+      <w:bookmarkEnd w:id="4"/>
+    </w:p>
+    <w:p>
+      <w:pPr>
+        <w:rPr>
+          <w:rFonts w:ascii="Times New Roman" w:hAnsi="Times New Roman" w:cs="Times New Roman"/>
+          <w:sz w:val="26"/>
+          <w:szCs w:val="26"/>
+        </w:rPr>
+      </w:pPr>
+      <w:r>
+        <w:rPr>
+          <w:rFonts w:ascii="Times New Roman" w:hAnsi="Times New Roman" w:cs="Times New Roman"/>
+          <w:b/>
+          <w:sz w:val="26"/>
+          <w:szCs w:val="26"/>
+        </w:rPr>
+        <w:t>Bước 1: Vào Interfaces → Assignments, thêm card mạng thứ ba làm OPT1.</w:t>
+      </w:r>
+    </w:p>
+    <w:p>
+      <w:pPr>
+        <w:rPr>
+          <w:rFonts w:ascii="Times New Roman" w:hAnsi="Times New Roman" w:cs="Times New Roman"/>
+          <w:sz w:val="26"/>
+          <w:szCs w:val="26"/>
+        </w:rPr>
+      </w:pPr>
+      <w:r>
+        <w:rPr>
+          <w:rFonts w:ascii="Times New Roman" w:hAnsi="Times New Roman" w:cs="Times New Roman"/>
+          <w:sz w:val="26"/>
+          <w:szCs w:val="26"/>
+        </w:rPr>
+        <w:drawing>
+          <wp:inline distT="0" distB="0" distL="0" distR="0" wp14:anchorId="65F16120" wp14:editId="503FAA0E">
+            <wp:extent cx="5943600" cy="2455545"/>
+            <wp:effectExtent l="0" t="0" r="0" b="1905"/>
+            <wp:docPr id="2032969157" name="Picture 1"/>
+            <wp:cNvGraphicFramePr>
+              <a:graphicFrameLocks xmlns:a="http://schemas.openxmlformats.org/drawingml/2006/main" noChangeAspect="1"/>
+            </wp:cNvGraphicFramePr>
+            <a:graphic xmlns:a="http://schemas.openxmlformats.org/drawingml/2006/main">
+              <a:graphicData uri="http://schemas.openxmlformats.org/drawingml/2006/picture">
+                <pic:pic xmlns:pic="http://schemas.openxmlformats.org/drawingml/2006/picture">
+                  <pic:nvPicPr>
+                    <pic:cNvPr id="2032969157" name=""/>
+                    <pic:cNvPicPr/>
+                  </pic:nvPicPr>
+                  <pic:blipFill>
+                    <a:blip r:embed="rId10"/>
+                    <a:stretch>
+                      <a:fillRect/>
+                    </a:stretch>
+                  </pic:blipFill>
+                  <pic:spPr>
+                    <a:xfrm>
+                      <a:off x="0" y="0"/>
+                      <a:ext cx="5943600" cy="2455545"/>
+                    </a:xfrm>
+                    <a:prstGeom prst="rect">
+                      <a:avLst/>
+                    </a:prstGeom>
+                  </pic:spPr>
+                </pic:pic>
+              </a:graphicData>
+            </a:graphic>
+          </wp:inline>
+        </w:drawing>
+      </w:r>
+    </w:p>
+    <w:p>
+      <w:pPr>
+        <w:rPr>
+          <w:rFonts w:ascii="Times New Roman" w:hAnsi="Times New Roman" w:cs="Times New Roman"/>
+          <w:sz w:val="26"/>
+          <w:szCs w:val="26"/>
+        </w:rPr>
+      </w:pPr>
+      <w:r>
+        <w:rPr>
+          <w:rFonts w:ascii="Times New Roman" w:hAnsi="Times New Roman" w:cs="Times New Roman"/>
+          <w:b/>
+          <w:sz w:val="26"/>
+          <w:szCs w:val="26"/>
+        </w:rPr>
+        <w:t>Bước 2: Vào Interfaces → OPT1 và cấu hình như sau:</w:t>
+      </w:r>
+    </w:p>
+    <w:p>
+      <w:pPr>
+        <w:rPr>
+          <w:rFonts w:ascii="Times New Roman" w:hAnsi="Times New Roman" w:cs="Times New Roman"/>
+          <w:sz w:val="26"/>
+          <w:szCs w:val="26"/>
+        </w:rPr>
+      </w:pPr>
+      <w:r>
+        <w:rPr>
+          <w:rFonts w:ascii="Times New Roman" w:hAnsi="Times New Roman" w:cs="Times New Roman"/>
+          <w:sz w:val="26"/>
+          <w:szCs w:val="26"/>
+        </w:rPr>
+        <w:t>Enable interface.</w:t>
+      </w:r>
+    </w:p>
+    <w:p>
+      <w:pPr>
+        <w:rPr>
+          <w:rFonts w:ascii="Times New Roman" w:hAnsi="Times New Roman" w:cs="Times New Roman"/>
+          <w:sz w:val="26"/>
+          <w:szCs w:val="26"/>
+        </w:rPr>
+      </w:pPr>
+      <w:r>
+        <w:rPr>
+          <w:rFonts w:ascii="Times New Roman" w:hAnsi="Times New Roman" w:cs="Times New Roman"/>
+          <w:sz w:val="26"/>
+          <w:szCs w:val="26"/>
+        </w:rPr>
+        <w:t>Description = DMZ.</w:t>
+      </w:r>
+    </w:p>
+    <w:p>
+      <w:pPr>
+        <w:rPr>
+          <w:rFonts w:ascii="Times New Roman" w:hAnsi="Times New Roman" w:cs="Times New Roman"/>
+          <w:sz w:val="26"/>
+          <w:szCs w:val="26"/>
+        </w:rPr>
+      </w:pPr>
+      <w:r>
+        <w:rPr>
+          <w:rFonts w:ascii="Times New Roman" w:hAnsi="Times New Roman" w:cs="Times New Roman"/>
+          <w:sz w:val="26"/>
+          <w:szCs w:val="26"/>
+        </w:rPr>
+        <w:lastRenderedPageBreak/>
+        <w:t>IPv4 Configuration Type = Static IPv4.</w:t>
+      </w:r>
+    </w:p>
+    <w:p>
+      <w:pPr>
+        <w:rPr>
+          <w:rFonts w:ascii="Times New Roman" w:hAnsi="Times New Roman" w:cs="Times New Roman"/>
+          <w:sz w:val="26"/>
+          <w:szCs w:val="26"/>
+        </w:rPr>
+      </w:pPr>
+      <w:r>
+        <w:rPr>
+          <w:rFonts w:ascii="Times New Roman" w:hAnsi="Times New Roman" w:cs="Times New Roman"/>
+          <w:sz w:val="26"/>
+          <w:szCs w:val="26"/>
+        </w:rPr>
+        <w:t>IPv4 Address = 172.16.0.1/16.</w:t>
+      </w:r>
+    </w:p>
+    <w:p>
+      <w:pPr>
+        <w:rPr>
+          <w:rFonts w:ascii="Times New Roman" w:hAnsi="Times New Roman" w:cs="Times New Roman"/>
+          <w:sz w:val="26"/>
+          <w:szCs w:val="26"/>
+        </w:rPr>
+      </w:pPr>
+      <w:r>
+        <w:rPr>
+          <w:rFonts w:ascii="Times New Roman" w:hAnsi="Times New Roman" w:cs="Times New Roman"/>
+          <w:sz w:val="26"/>
+          <w:szCs w:val="26"/>
+        </w:rPr>
+        <w:drawing>
+          <wp:inline distT="0" distB="0" distL="0" distR="0" wp14:anchorId="3BA38DBA" wp14:editId="0A6E7470">
+            <wp:extent cx="5943600" cy="3941445"/>
+            <wp:effectExtent l="0" t="0" r="0" b="1905"/>
+            <wp:docPr id="1246906664" name="Picture 1"/>
+            <wp:cNvGraphicFramePr>
+              <a:graphicFrameLocks xmlns:a="http://schemas.openxmlformats.org/drawingml/2006/main" noChangeAspect="1"/>
+            </wp:cNvGraphicFramePr>
+            <a:graphic xmlns:a="http://schemas.openxmlformats.org/drawingml/2006/main">
+              <a:graphicData uri="http://schemas.openxmlformats.org/drawingml/2006/picture">
+                <pic:pic xmlns:pic="http://schemas.openxmlformats.org/drawingml/2006/picture">
+                  <pic:nvPicPr>
+                    <pic:cNvPr id="1246906664" name=""/>
+                    <pic:cNvPicPr/>
+                  </pic:nvPicPr>
+                  <pic:blipFill>
+                    <a:blip r:embed="rId11"/>
+                    <a:stretch>
+                      <a:fillRect/>
+                    </a:stretch>
+                  </pic:blipFill>
+                  <pic:spPr>
+                    <a:xfrm>
+                      <a:off x="0" y="0"/>
+                      <a:ext cx="5943600" cy="3941445"/>
+                    </a:xfrm>
+                    <a:prstGeom prst="rect">
+                      <a:avLst/>
+                    </a:prstGeom>
+                  </pic:spPr>
+                </pic:pic>
+              </a:graphicData>
+            </a:graphic>
+          </wp:inline>
+        </w:drawing>
+      </w:r>
+    </w:p>
+    <w:p>
+      <w:pPr>
+        <w:rPr>
+          <w:rFonts w:ascii="Times New Roman" w:hAnsi="Times New Roman" w:cs="Times New Roman"/>
+          <w:sz w:val="26"/>
+          <w:szCs w:val="26"/>
+        </w:rPr>
+      </w:pPr>
+      <w:r>
+        <w:rPr>
+          <w:rFonts w:ascii="Times New Roman" w:hAnsi="Times New Roman" w:cs="Times New Roman"/>
+          <w:b/>
+          <w:sz w:val="26"/>
+          <w:szCs w:val="26"/>
+        </w:rPr>
+        <w:t>Bước 3: Tạo máy DMZ-Web bắt buộc cho Tình huống 3 và 4.</w:t>
+      </w:r>
+    </w:p>
+    <w:p>
+      <w:pPr>
+        <w:rPr>
+          <w:rFonts w:ascii="Times New Roman" w:hAnsi="Times New Roman" w:cs="Times New Roman"/>
+          <w:sz w:val="26"/>
+          <w:szCs w:val="26"/>
+        </w:rPr>
+      </w:pPr>
+      <w:r>
+        <w:rPr>
+          <w:rFonts w:ascii="Times New Roman" w:hAnsi="Times New Roman" w:cs="Times New Roman"/>
+          <w:sz w:val="26"/>
+          <w:szCs w:val="26"/>
+        </w:rPr>
+        <w:t>Tạo VM DMZ-Web bằng Windows Server 2019/2022, RAM 2 GB, không join domain; 1 card mạng Internal Network, Name = dmz-net. Chỉ bật VM này khi thực hiện Tình huống 3 hoặc 4.</w:t>
+      </w:r>
+    </w:p>
+    <w:p>
+      <w:pPr>
+        <w:rPr>
+          <w:rFonts w:ascii="Times New Roman" w:hAnsi="Times New Roman" w:cs="Times New Roman"/>
+          <w:sz w:val="26"/>
+          <w:szCs w:val="26"/>
+        </w:rPr>
+      </w:pPr>
+      <w:r>
+        <w:rPr>
+          <w:rFonts w:ascii="Times New Roman" w:hAnsi="Times New Roman" w:cs="Times New Roman"/>
+          <w:sz w:val="26"/>
+          <w:szCs w:val="26"/>
+        </w:rPr>
+        <w:t>Đặt IP 172.16.0.2/16, Gateway 172.16.0.1; để trống DNS lúc dựng máy, sau khi có Pass DMZ → Internet thì đặt DNS 8.8.8.8.</w:t>
+      </w:r>
+    </w:p>
+    <w:p>
+      <w:pPr>
+        <w:rPr>
+          <w:rFonts w:ascii="Times New Roman" w:hAnsi="Times New Roman" w:cs="Times New Roman"/>
+          <w:sz w:val="26"/>
+          <w:szCs w:val="26"/>
+        </w:rPr>
+      </w:pPr>
+      <w:r>
+        <w:rPr>
+          <w:rFonts w:ascii="Times New Roman" w:hAnsi="Times New Roman" w:cs="Times New Roman"/>
+          <w:sz w:val="26"/>
+          <w:szCs w:val="26"/>
+        </w:rPr>
+        <w:t>Bật IIS bằng PowerShell Administrator: Install-WindowsFeature Web-Server -IncludeManagementTools; xác nhận curl.exe http://localhost thành công trước khi làm Port Forward.</w:t>
+      </w:r>
+    </w:p>
+    <w:p>
+      <w:pPr>
+        <w:rPr>
+          <w:rFonts w:ascii="Times New Roman" w:hAnsi="Times New Roman" w:cs="Times New Roman"/>
+          <w:sz w:val="26"/>
+          <w:szCs w:val="26"/>
+        </w:rPr>
+      </w:pPr>
+    </w:p>
+    <w:p>
+      <w:pPr>
+        <w:rPr>
+          <w:rFonts w:ascii="Times New Roman" w:hAnsi="Times New Roman" w:cs="Times New Roman"/>
+          <w:sz w:val="26"/>
+          <w:szCs w:val="26"/>
+        </w:rPr>
+      </w:pPr>
+    </w:p>
+    <w:p>
+      <w:pPr>
+        <w:rPr>
+          <w:rFonts w:ascii="Times New Roman" w:hAnsi="Times New Roman" w:cs="Times New Roman"/>
+          <w:sz w:val="26"/>
+          <w:szCs w:val="26"/>
+        </w:rPr>
+      </w:pPr>
+    </w:p>
+    <w:p>
+      <w:pPr>
+        <w:rPr>
+          <w:rFonts w:ascii="Times New Roman" w:hAnsi="Times New Roman" w:cs="Times New Roman"/>
+          <w:sz w:val="26"/>
+          <w:szCs w:val="26"/>
+        </w:rPr>
+      </w:pPr>
+    </w:p>
+    <w:p>
+      <w:pPr>
+        <w:rPr>
+          <w:rFonts w:ascii="Times New Roman" w:hAnsi="Times New Roman" w:cs="Times New Roman"/>
+          <w:b/>
+          <w:sz w:val="26"/>
+          <w:szCs w:val="26"/>
+        </w:rPr>
+      </w:pPr>
+      <w:bookmarkStart w:id="5" w:name="_Toc242090292"/>
+      <w:r>
+        <w:rPr>
+          <w:rFonts w:ascii="Times New Roman" w:hAnsi="Times New Roman" w:cs="Times New Roman"/>
+          <w:b/>
+          <w:sz w:val="26"/>
+          <w:szCs w:val="26"/>
+        </w:rPr>
+        <w:t>7. Kiểm tra Outbound NAT tự động (Automatic / Hybrid)</w:t>
+      </w:r>
+      <w:bookmarkEnd w:id="5"/>
+    </w:p>
+    <w:p>
+      <w:pPr>
+        <w:rPr>
+          <w:rFonts w:ascii="Times New Roman" w:hAnsi="Times New Roman" w:cs="Times New Roman"/>
+          <w:sz w:val="26"/>
+          <w:szCs w:val="26"/>
+        </w:rPr>
+      </w:pPr>
+      <w:r>
+        <w:rPr>
+          <w:rFonts w:ascii="Times New Roman" w:hAnsi="Times New Roman" w:cs="Times New Roman"/>
+          <w:sz w:val="26"/>
+          <w:szCs w:val="26"/>
+        </w:rPr>
+        <w:t>Bước 1: Vào Firewall → NAT → Outbound. Có thể giữ Automatic Outbound NAT hoặc chọn Hybrid Outbound NAT như hình. Ở cả hai chế độ Automatic và Hybrid, pfSense vẫn duy trì các Automatic Rules cho các mạng nội bộ.</w:t>
+      </w:r>
+    </w:p>
+    <w:p>
+      <w:pPr>
+        <w:rPr>
+          <w:rFonts w:ascii="Times New Roman" w:hAnsi="Times New Roman" w:cs="Times New Roman"/>
+          <w:sz w:val="26"/>
+          <w:szCs w:val="26"/>
+        </w:rPr>
+      </w:pPr>
+      <w:r>
+        <w:rPr>
+          <w:rFonts w:ascii="Times New Roman" w:hAnsi="Times New Roman" w:cs="Times New Roman"/>
+          <w:sz w:val="26"/>
+          <w:szCs w:val="26"/>
+        </w:rPr>
+        <w:drawing>
+          <wp:inline distT="0" distB="0" distL="0" distR="0" wp14:anchorId="289007B1" wp14:editId="132E9A37">
+            <wp:extent cx="5943600" cy="3855720"/>
+            <wp:effectExtent l="0" t="0" r="0" b="0"/>
+            <wp:docPr id="835514719" name="Picture 1"/>
+            <wp:cNvGraphicFramePr>
+              <a:graphicFrameLocks xmlns:a="http://schemas.openxmlformats.org/drawingml/2006/main" noChangeAspect="1"/>
+            </wp:cNvGraphicFramePr>
+            <a:graphic xmlns:a="http://schemas.openxmlformats.org/drawingml/2006/main">
+              <a:graphicData uri="http://schemas.openxmlformats.org/drawingml/2006/picture">
+                <pic:pic xmlns:pic="http://schemas.openxmlformats.org/drawingml/2006/picture">
+                  <pic:nvPicPr>
+                    <pic:cNvPr id="835514719" name=""/>
+                    <pic:cNvPicPr/>
+                  </pic:nvPicPr>
+                  <pic:blipFill>
+                    <a:blip r:embed="rId12"/>
+                    <a:stretch>
+                      <a:fillRect/>
+                    </a:stretch>
+                  </pic:blipFill>
+                  <pic:spPr>
+                    <a:xfrm>
+                      <a:off x="0" y="0"/>
+                      <a:ext cx="5943600" cy="3855720"/>
+                    </a:xfrm>
+                    <a:prstGeom prst="rect">
+                      <a:avLst/>
+                    </a:prstGeom>
+                  </pic:spPr>
+                </pic:pic>
+              </a:graphicData>
+            </a:graphic>
+          </wp:inline>
+        </w:drawing>
+      </w:r>
+    </w:p>
+    <w:p>
+      <w:pPr>
+        <w:rPr>
+          <w:rFonts w:ascii="Times New Roman" w:hAnsi="Times New Roman" w:cs="Times New Roman"/>
+          <w:sz w:val="26"/>
+          <w:szCs w:val="26"/>
+        </w:rPr>
+      </w:pPr>
+      <w:r>
+        <w:rPr>
+          <w:rFonts w:ascii="Times New Roman" w:hAnsi="Times New Roman" w:cs="Times New Roman"/>
+          <w:sz w:val="26"/>
+          <w:szCs w:val="26"/>
+        </w:rPr>
+        <w:t>Bước 2: Quan sát vùng Automatic Rules và xác nhận có rule NAT tự sinh cho LAN 10.0.0.0/8. Sau khi DMZ 172.16.0.1/16 đã được gán và Apply Changes, kiểm tra Automatic Rules cũng có mạng DMZ/OPT1. Không cần tạo manual Outbound NAT cho LAN hoặc DMZ chỉ để chúng ra Internet.</w:t>
+      </w:r>
+    </w:p>
+    <w:p>
+      <w:pPr>
+        <w:rPr>
+          <w:rFonts w:ascii="Times New Roman" w:hAnsi="Times New Roman" w:cs="Times New Roman"/>
+          <w:sz w:val="26"/>
+          <w:szCs w:val="26"/>
+        </w:rPr>
+      </w:pPr>
+      <w:r>
+        <w:rPr>
+          <w:rFonts w:ascii="Times New Roman" w:hAnsi="Times New Roman" w:cs="Times New Roman"/>
+          <w:sz w:val="26"/>
+          <w:szCs w:val="26"/>
+        </w:rPr>
+        <w:lastRenderedPageBreak/>
+        <w:drawing>
+          <wp:inline distT="0" distB="0" distL="0" distR="0" wp14:anchorId="23D088A9" wp14:editId="3A36C088">
+            <wp:extent cx="5943600" cy="3099435"/>
+            <wp:effectExtent l="0" t="0" r="0" b="5715"/>
+            <wp:docPr id="874199969" name="Picture 1"/>
+            <wp:cNvGraphicFramePr>
+              <a:graphicFrameLocks xmlns:a="http://schemas.openxmlformats.org/drawingml/2006/main" noChangeAspect="1"/>
+            </wp:cNvGraphicFramePr>
+            <a:graphic xmlns:a="http://schemas.openxmlformats.org/drawingml/2006/main">
+              <a:graphicData uri="http://schemas.openxmlformats.org/drawingml/2006/picture">
+                <pic:pic xmlns:pic="http://schemas.openxmlformats.org/drawingml/2006/picture">
+                  <pic:nvPicPr>
+                    <pic:cNvPr id="874199969" name=""/>
+                    <pic:cNvPicPr/>
+                  </pic:nvPicPr>
+                  <pic:blipFill>
+                    <a:blip r:embed="rId13"/>
+                    <a:stretch>
+                      <a:fillRect/>
+                    </a:stretch>
+                  </pic:blipFill>
+                  <pic:spPr>
+                    <a:xfrm>
+                      <a:off x="0" y="0"/>
+                      <a:ext cx="5943600" cy="3099435"/>
+                    </a:xfrm>
+                    <a:prstGeom prst="rect">
+                      <a:avLst/>
+                    </a:prstGeom>
+                  </pic:spPr>
+                </pic:pic>
+              </a:graphicData>
+            </a:graphic>
+          </wp:inline>
+        </w:drawing>
+      </w:r>
+    </w:p>
+    <w:p>
+      <w:pPr>
+        <w:rPr>
+          <w:rFonts w:ascii="Times New Roman" w:hAnsi="Times New Roman" w:cs="Times New Roman"/>
+          <w:sz w:val="26"/>
+          <w:szCs w:val="26"/>
+        </w:rPr>
+      </w:pPr>
+      <w:r>
+        <w:rPr>
+          <w:rFonts w:ascii="Times New Roman" w:hAnsi="Times New Roman" w:cs="Times New Roman"/>
+          <w:sz w:val="26"/>
+          <w:szCs w:val="26"/>
+        </w:rPr>
+        <w:t>Bước 3: DMZ mới tạo mặc định không có firewall rule cho phép lưu lượng đi vào pfSense, nên DMZ chưa ra Internet dù NAT tự động đã có. DMZ ra Internet khi có rule Pass phù hợp trên tab Firewall → Rules → DMZ. Nếu không thấy automatic NAT cho DMZ, kiểm tra interface DMZ không được chọn Upstream Gateway, Save/Apply lại rồi kiểm tra Automatic Rules trước khi tạo manual rule.</w:t>
+      </w:r>
+    </w:p>
+    <w:p>
+      <w:pPr>
+        <w:rPr>
+          <w:rFonts w:ascii="Times New Roman" w:hAnsi="Times New Roman" w:cs="Times New Roman"/>
+          <w:sz w:val="26"/>
+          <w:szCs w:val="26"/>
+        </w:rPr>
+      </w:pPr>
+      <w:r>
+        <w:rPr>
+          <w:rFonts w:ascii="Times New Roman" w:hAnsi="Times New Roman" w:cs="Times New Roman"/>
+          <w:sz w:val="26"/>
+          <w:szCs w:val="26"/>
+        </w:rPr>
+        <w:drawing>
+          <wp:inline distT="0" distB="0" distL="0" distR="0" wp14:anchorId="7C46F043" wp14:editId="5D40FBD9">
+            <wp:extent cx="5943600" cy="2447290"/>
+            <wp:effectExtent l="0" t="0" r="0" b="0"/>
+            <wp:docPr id="658445650" name="Picture 1"/>
+            <wp:cNvGraphicFramePr>
+              <a:graphicFrameLocks xmlns:a="http://schemas.openxmlformats.org/drawingml/2006/main" noChangeAspect="1"/>
+            </wp:cNvGraphicFramePr>
+            <a:graphic xmlns:a="http://schemas.openxmlformats.org/drawingml/2006/main">
+              <a:graphicData uri="http://schemas.openxmlformats.org/drawingml/2006/picture">
+                <pic:pic xmlns:pic="http://schemas.openxmlformats.org/drawingml/2006/picture">
+                  <pic:nvPicPr>
+                    <pic:cNvPr id="658445650" name=""/>
+                    <pic:cNvPicPr/>
+                  </pic:nvPicPr>
+                  <pic:blipFill>
+                    <a:blip r:embed="rId14"/>
+                    <a:stretch>
+                      <a:fillRect/>
+                    </a:stretch>
+                  </pic:blipFill>
+                  <pic:spPr>
+                    <a:xfrm>
+                      <a:off x="0" y="0"/>
+                      <a:ext cx="5943600" cy="2447290"/>
+                    </a:xfrm>
+                    <a:prstGeom prst="rect">
+                      <a:avLst/>
+                    </a:prstGeom>
+                  </pic:spPr>
+                </pic:pic>
+              </a:graphicData>
+            </a:graphic>
+          </wp:inline>
+        </w:drawing>
+      </w:r>
+    </w:p>
+    <w:p>
+      <w:pPr>
+        <w:rPr>
+          <w:rFonts w:ascii="Times New Roman" w:hAnsi="Times New Roman" w:cs="Times New Roman"/>
+          <w:b/>
+          <w:sz w:val="26"/>
+          <w:szCs w:val="26"/>
+        </w:rPr>
+      </w:pPr>
+      <w:bookmarkStart w:id="6" w:name="_Toc242090293"/>
+      <w:r>
+        <w:rPr>
+          <w:rFonts w:ascii="Times New Roman" w:hAnsi="Times New Roman" w:cs="Times New Roman"/>
+          <w:b/>
+          <w:sz w:val="26"/>
+          <w:szCs w:val="26"/>
+        </w:rPr>
+        <w:t>8. Chuẩn hóa ruleset LAN và tạo rule nền tảng</w:t>
+      </w:r>
+      <w:bookmarkEnd w:id="6"/>
+    </w:p>
+    <w:p>
+      <w:pPr>
+        <w:rPr>
+          <w:rFonts w:ascii="Times New Roman" w:hAnsi="Times New Roman" w:cs="Times New Roman"/>
+          <w:sz w:val="26"/>
+          <w:szCs w:val="26"/>
+        </w:rPr>
+      </w:pPr>
+      <w:r>
+        <w:rPr>
+          <w:rFonts w:ascii="Times New Roman" w:hAnsi="Times New Roman" w:cs="Times New Roman"/>
+          <w:sz w:val="26"/>
+          <w:szCs w:val="26"/>
+        </w:rPr>
+        <w:t>Bước 1: Vào Firewall → Rules → LAN. pfSense mặc định có Default allow LAN to any cho IPv4 và IPv6, đồng thời có Anti-Lockout Rule. Disable cả hai Default allow LAN to any (IPv4 và IPv6), nhưng GIỮ Anti-Lockout Rule để máy thật vẫn truy cập được WebGUI. Nhấn Apply Changes.</w:t>
+      </w:r>
+    </w:p>
+    <w:p>
+      <w:pPr>
+        <w:rPr>
+          <w:rFonts w:ascii="Times New Roman" w:hAnsi="Times New Roman" w:cs="Times New Roman"/>
+          <w:sz w:val="26"/>
+          <w:szCs w:val="26"/>
+        </w:rPr>
+      </w:pPr>
+      <w:r>
+        <w:rPr>
+          <w:rFonts w:ascii="Times New Roman" w:hAnsi="Times New Roman" w:cs="Times New Roman"/>
+          <w:sz w:val="26"/>
+          <w:szCs w:val="26"/>
+        </w:rPr>
+        <w:lastRenderedPageBreak/>
+        <w:drawing>
+          <wp:inline distT="0" distB="0" distL="0" distR="0" wp14:anchorId="5F4938B9" wp14:editId="2F57CAEB">
+            <wp:extent cx="5943600" cy="2665095"/>
+            <wp:effectExtent l="0" t="0" r="0" b="1905"/>
+            <wp:docPr id="867700435" name="Picture 1"/>
+            <wp:cNvGraphicFramePr>
+              <a:graphicFrameLocks xmlns:a="http://schemas.openxmlformats.org/drawingml/2006/main" noChangeAspect="1"/>
+            </wp:cNvGraphicFramePr>
+            <a:graphic xmlns:a="http://schemas.openxmlformats.org/drawingml/2006/main">
+              <a:graphicData uri="http://schemas.openxmlformats.org/drawingml/2006/picture">
+                <pic:pic xmlns:pic="http://schemas.openxmlformats.org/drawingml/2006/picture">
+                  <pic:nvPicPr>
+                    <pic:cNvPr id="867700435" name=""/>
+                    <pic:cNvPicPr/>
+                  </pic:nvPicPr>
+                  <pic:blipFill>
+                    <a:blip r:embed="rId15"/>
+                    <a:stretch>
+                      <a:fillRect/>
+                    </a:stretch>
+                  </pic:blipFill>
+                  <pic:spPr>
+                    <a:xfrm>
+                      <a:off x="0" y="0"/>
+                      <a:ext cx="5943600" cy="2665095"/>
+                    </a:xfrm>
+                    <a:prstGeom prst="rect">
+                      <a:avLst/>
+                    </a:prstGeom>
+                  </pic:spPr>
+                </pic:pic>
+              </a:graphicData>
+            </a:graphic>
+          </wp:inline>
+        </w:drawing>
+      </w:r>
+    </w:p>
+    <w:p>
+      <w:pPr>
+        <w:rPr>
+          <w:rFonts w:ascii="Times New Roman" w:hAnsi="Times New Roman" w:cs="Times New Roman"/>
+          <w:sz w:val="26"/>
+          <w:szCs w:val="26"/>
+        </w:rPr>
+      </w:pPr>
+      <w:r>
+        <w:rPr>
+          <w:rFonts w:ascii="Times New Roman" w:hAnsi="Times New Roman" w:cs="Times New Roman"/>
+          <w:sz w:val="26"/>
+          <w:szCs w:val="26"/>
+        </w:rPr>
+        <w:t>Bước 2: Vào Diagnostics → States → tab Reset States, chọn State Table → Reset → xác nhận. Việc xóa state bảo đảm các kết nối cũ không tiếp tục được phép bởi state đã tạo trước khi đổi ruleset. WebGUI có thể mất kết nối trong vài giây rồi tự kết nối lại.</w:t>
+      </w:r>
+    </w:p>
+    <w:p>
+      <w:pPr>
+        <w:rPr>
+          <w:rFonts w:ascii="Times New Roman" w:hAnsi="Times New Roman" w:cs="Times New Roman"/>
+          <w:sz w:val="26"/>
+          <w:szCs w:val="26"/>
+        </w:rPr>
+      </w:pPr>
+      <w:r>
+        <w:rPr>
+          <w:rFonts w:ascii="Times New Roman" w:hAnsi="Times New Roman" w:cs="Times New Roman"/>
+          <w:sz w:val="26"/>
+          <w:szCs w:val="26"/>
+        </w:rPr>
+        <w:drawing>
+          <wp:inline distT="0" distB="0" distL="0" distR="0" wp14:anchorId="019A30B4" wp14:editId="49E133C3">
+            <wp:extent cx="5943600" cy="2628265"/>
+            <wp:effectExtent l="0" t="0" r="0" b="635"/>
+            <wp:docPr id="2049337727" name="Picture 1"/>
+            <wp:cNvGraphicFramePr>
+              <a:graphicFrameLocks xmlns:a="http://schemas.openxmlformats.org/drawingml/2006/main" noChangeAspect="1"/>
+            </wp:cNvGraphicFramePr>
+            <a:graphic xmlns:a="http://schemas.openxmlformats.org/drawingml/2006/main">
+              <a:graphicData uri="http://schemas.openxmlformats.org/drawingml/2006/picture">
+                <pic:pic xmlns:pic="http://schemas.openxmlformats.org/drawingml/2006/picture">
+                  <pic:nvPicPr>
+                    <pic:cNvPr id="2049337727" name=""/>
+                    <pic:cNvPicPr/>
+                  </pic:nvPicPr>
+                  <pic:blipFill>
+                    <a:blip r:embed="rId16"/>
+                    <a:stretch>
+                      <a:fillRect/>
+                    </a:stretch>
+                  </pic:blipFill>
+                  <pic:spPr>
+                    <a:xfrm>
+                      <a:off x="0" y="0"/>
+                      <a:ext cx="5943600" cy="2628265"/>
+                    </a:xfrm>
+                    <a:prstGeom prst="rect">
+                      <a:avLst/>
+                    </a:prstGeom>
+                  </pic:spPr>
+                </pic:pic>
+              </a:graphicData>
+            </a:graphic>
+          </wp:inline>
+        </w:drawing>
+      </w:r>
+    </w:p>
+    <w:p>
+      <w:pPr>
+        <w:rPr>
+          <w:rFonts w:ascii="Times New Roman" w:hAnsi="Times New Roman" w:cs="Times New Roman"/>
+          <w:sz w:val="26"/>
+          <w:szCs w:val="26"/>
+        </w:rPr>
+      </w:pPr>
+      <w:r>
+        <w:rPr>
+          <w:rFonts w:ascii="Times New Roman" w:hAnsi="Times New Roman" w:cs="Times New Roman"/>
+          <w:sz w:val="26"/>
+          <w:szCs w:val="26"/>
+        </w:rPr>
+        <w:t>Bước 3: Quay lại Firewall → Rules → LAN → Add và tạo rule do sinh viên quản lý: Action = Pass, Protocol = Any, Source = LAN net, Destination = Any. Save → Apply Changes. Từ thời điểm này, các bài kiểm thử bật/tắt rule phải thao tác trên rule này, trong khi hai Default allow LAN to any vẫn để Disabled</w:t>
+      </w:r>
+    </w:p>
+    <w:p>
+      <w:pPr>
+        <w:rPr>
+          <w:rFonts w:ascii="Times New Roman" w:hAnsi="Times New Roman" w:cs="Times New Roman"/>
+          <w:sz w:val="26"/>
+          <w:szCs w:val="26"/>
+        </w:rPr>
+      </w:pPr>
+      <w:r>
+        <w:rPr>
+          <w:rFonts w:ascii="Times New Roman" w:hAnsi="Times New Roman" w:cs="Times New Roman"/>
+          <w:sz w:val="26"/>
+          <w:szCs w:val="26"/>
+        </w:rPr>
+        <w:lastRenderedPageBreak/>
+        <w:drawing>
+          <wp:inline distT="0" distB="0" distL="0" distR="0" wp14:anchorId="752A6F2D" wp14:editId="5BA3A381">
+            <wp:extent cx="5943600" cy="1821815"/>
+            <wp:effectExtent l="0" t="0" r="0" b="6985"/>
+            <wp:docPr id="2052536159" name="Picture 1"/>
+            <wp:cNvGraphicFramePr>
+              <a:graphicFrameLocks xmlns:a="http://schemas.openxmlformats.org/drawingml/2006/main" noChangeAspect="1"/>
+            </wp:cNvGraphicFramePr>
+            <a:graphic xmlns:a="http://schemas.openxmlformats.org/drawingml/2006/main">
+              <a:graphicData uri="http://schemas.openxmlformats.org/drawingml/2006/picture">
+                <pic:pic xmlns:pic="http://schemas.openxmlformats.org/drawingml/2006/picture">
+                  <pic:nvPicPr>
+                    <pic:cNvPr id="2052536159" name=""/>
+                    <pic:cNvPicPr/>
+                  </pic:nvPicPr>
+                  <pic:blipFill>
+                    <a:blip r:embed="rId17"/>
+                    <a:stretch>
+                      <a:fillRect/>
+                    </a:stretch>
+                  </pic:blipFill>
+                  <pic:spPr>
+                    <a:xfrm>
+                      <a:off x="0" y="0"/>
+                      <a:ext cx="5943600" cy="1821815"/>
+                    </a:xfrm>
+                    <a:prstGeom prst="rect">
+                      <a:avLst/>
+                    </a:prstGeom>
+                  </pic:spPr>
+                </pic:pic>
+              </a:graphicData>
+            </a:graphic>
+          </wp:inline>
+        </w:drawing>
+      </w:r>
+    </w:p>
+    <w:p>
+      <w:pPr>
+        <w:rPr>
+          <w:rFonts w:ascii="Times New Roman" w:hAnsi="Times New Roman" w:cs="Times New Roman"/>
+          <w:b/>
+          <w:sz w:val="26"/>
+          <w:szCs w:val="26"/>
+        </w:rPr>
+      </w:pPr>
+      <w:bookmarkStart w:id="7" w:name="_Toc242090294"/>
+      <w:r>
+        <w:rPr>
+          <w:rFonts w:ascii="Times New Roman" w:hAnsi="Times New Roman" w:cs="Times New Roman"/>
+          <w:b/>
+          <w:sz w:val="26"/>
+          <w:szCs w:val="26"/>
+        </w:rPr>
+        <w:t>9. Kiểm tra rule nền tảng từ Domain Controller</w:t>
+      </w:r>
+      <w:bookmarkEnd w:id="7"/>
+    </w:p>
+    <w:p>
+      <w:pPr>
+        <w:rPr>
+          <w:rFonts w:ascii="Times New Roman" w:hAnsi="Times New Roman" w:cs="Times New Roman"/>
+          <w:sz w:val="26"/>
+          <w:szCs w:val="26"/>
+        </w:rPr>
+      </w:pPr>
+      <w:r>
+        <w:rPr>
+          <w:rFonts w:ascii="Times New Roman" w:hAnsi="Times New Roman" w:cs="Times New Roman"/>
+          <w:sz w:val="26"/>
+          <w:szCs w:val="26"/>
+        </w:rPr>
+        <w:t>Bước 1: Với rule LAN net → Any đang Enabled, trên Domain Controller chạy ping 8.8.8.8. Sau đó chạy Resolve-DnsName example.com (hoặc nslookup example.com) và curl.exe -4 https://example.com. Kết quả mong đợi: kết nối IP, DNS và HTTPS đều hoạt động.</w:t>
+      </w:r>
+    </w:p>
+    <w:p>
+      <w:pPr>
+        <w:rPr>
+          <w:rFonts w:ascii="Times New Roman" w:hAnsi="Times New Roman" w:cs="Times New Roman"/>
+          <w:sz w:val="26"/>
+          <w:szCs w:val="26"/>
+        </w:rPr>
+      </w:pPr>
+      <w:r>
+        <w:rPr>
+          <w:rFonts w:ascii="Times New Roman" w:hAnsi="Times New Roman" w:cs="Times New Roman"/>
+          <w:sz w:val="26"/>
+          <w:szCs w:val="26"/>
+        </w:rPr>
+        <w:drawing>
+          <wp:inline distT="0" distB="0" distL="0" distR="0" wp14:anchorId="67768A88" wp14:editId="5FD9368D">
+            <wp:extent cx="5943600" cy="2520315"/>
+            <wp:effectExtent l="0" t="0" r="0" b="0"/>
+            <wp:docPr id="602986758" name="Picture 1"/>
+            <wp:cNvGraphicFramePr>
+              <a:graphicFrameLocks xmlns:a="http://schemas.openxmlformats.org/drawingml/2006/main" noChangeAspect="1"/>
+            </wp:cNvGraphicFramePr>
+            <a:graphic xmlns:a="http://schemas.openxmlformats.org/drawingml/2006/main">
+              <a:graphicData uri="http://schemas.openxmlformats.org/drawingml/2006/picture">
+                <pic:pic xmlns:pic="http://schemas.openxmlformats.org/drawingml/2006/picture">
+                  <pic:nvPicPr>
+                    <pic:cNvPr id="602986758" name=""/>
+                    <pic:cNvPicPr/>
+                  </pic:nvPicPr>
+                  <pic:blipFill>
+                    <a:blip r:embed="rId18"/>
+                    <a:stretch>
+                      <a:fillRect/>
+                    </a:stretch>
+                  </pic:blipFill>
+                  <pic:spPr>
+                    <a:xfrm>
+                      <a:off x="0" y="0"/>
+                      <a:ext cx="5943600" cy="2520315"/>
+                    </a:xfrm>
+                    <a:prstGeom prst="rect">
+                      <a:avLst/>
+                    </a:prstGeom>
+                  </pic:spPr>
+                </pic:pic>
+              </a:graphicData>
+            </a:graphic>
+          </wp:inline>
+        </w:drawing>
+      </w:r>
+    </w:p>
+    <w:p>
+      <w:pPr>
+        <w:rPr>
+          <w:rFonts w:ascii="Times New Roman" w:hAnsi="Times New Roman" w:cs="Times New Roman"/>
+          <w:sz w:val="26"/>
+          <w:szCs w:val="26"/>
+        </w:rPr>
+      </w:pPr>
+      <w:r>
+        <w:rPr>
+          <w:rFonts w:ascii="Times New Roman" w:hAnsi="Times New Roman" w:cs="Times New Roman"/>
+          <w:sz w:val="26"/>
+          <w:szCs w:val="26"/>
+        </w:rPr>
+        <w:t>Bước 2: Dừng mọi lệnh ping -t đang chạy. Quay lại Firewall → Rules → LAN, Disable rule LAN net → Any do sinh viên tạo và Apply Changes. Xác nhận hai Default allow LAN to any vẫn đang Disabled.</w:t>
+      </w:r>
+    </w:p>
+    <w:p>
+      <w:pPr>
+        <w:rPr>
+          <w:rFonts w:ascii="Times New Roman" w:hAnsi="Times New Roman" w:cs="Times New Roman"/>
+          <w:sz w:val="26"/>
+          <w:szCs w:val="26"/>
+        </w:rPr>
+      </w:pPr>
+      <w:r>
+        <w:rPr>
+          <w:rFonts w:ascii="Times New Roman" w:hAnsi="Times New Roman" w:cs="Times New Roman"/>
+          <w:sz w:val="26"/>
+          <w:szCs w:val="26"/>
+        </w:rPr>
+        <w:lastRenderedPageBreak/>
+        <w:drawing>
+          <wp:inline distT="0" distB="0" distL="0" distR="0" wp14:anchorId="5977EAAF" wp14:editId="5773B645">
+            <wp:extent cx="5943600" cy="2638425"/>
+            <wp:effectExtent l="0" t="0" r="0" b="9525"/>
+            <wp:docPr id="1421732172" name="Picture 1"/>
+            <wp:cNvGraphicFramePr>
+              <a:graphicFrameLocks xmlns:a="http://schemas.openxmlformats.org/drawingml/2006/main" noChangeAspect="1"/>
+            </wp:cNvGraphicFramePr>
+            <a:graphic xmlns:a="http://schemas.openxmlformats.org/drawingml/2006/main">
+              <a:graphicData uri="http://schemas.openxmlformats.org/drawingml/2006/picture">
+                <pic:pic xmlns:pic="http://schemas.openxmlformats.org/drawingml/2006/picture">
+                  <pic:nvPicPr>
+                    <pic:cNvPr id="1421732172" name=""/>
+                    <pic:cNvPicPr/>
+                  </pic:nvPicPr>
+                  <pic:blipFill>
+                    <a:blip r:embed="rId19"/>
+                    <a:stretch>
+                      <a:fillRect/>
+                    </a:stretch>
+                  </pic:blipFill>
+                  <pic:spPr>
+                    <a:xfrm>
+                      <a:off x="0" y="0"/>
+                      <a:ext cx="5943600" cy="2638425"/>
+                    </a:xfrm>
+                    <a:prstGeom prst="rect">
+                      <a:avLst/>
+                    </a:prstGeom>
+                  </pic:spPr>
+                </pic:pic>
+              </a:graphicData>
+            </a:graphic>
+          </wp:inline>
+        </w:drawing>
+      </w:r>
+    </w:p>
+    <w:p>
+      <w:pPr>
+        <w:rPr>
+          <w:rFonts w:ascii="Times New Roman" w:hAnsi="Times New Roman" w:cs="Times New Roman"/>
+          <w:sz w:val="26"/>
+          <w:szCs w:val="26"/>
+        </w:rPr>
+      </w:pPr>
+      <w:r>
+        <w:rPr>
+          <w:rFonts w:ascii="Times New Roman" w:hAnsi="Times New Roman" w:cs="Times New Roman"/>
+          <w:sz w:val="26"/>
+          <w:szCs w:val="26"/>
+        </w:rPr>
+        <w:t>Bước 3: Vào Diagnostics → States → Reset States, chọn State Table → Reset → xác nhận. Sau đó mở một lệnh ping 8.8.8.8 MỚI từ Domain Controller. Kết quả mong đợi: không đi qua được. Không dùng một phiên ping/browser đã mở từ trước để kết luận vì pfSense là stateful firewall và state cũ có thể tiếp tục tồn tại.</w:t>
+      </w:r>
+    </w:p>
+    <w:p>
+      <w:pPr>
+        <w:rPr>
+          <w:rFonts w:ascii="Times New Roman" w:hAnsi="Times New Roman" w:cs="Times New Roman"/>
+          <w:sz w:val="26"/>
+          <w:szCs w:val="26"/>
+        </w:rPr>
+      </w:pPr>
+      <w:r>
+        <w:rPr>
+          <w:rFonts w:ascii="Times New Roman" w:hAnsi="Times New Roman" w:cs="Times New Roman"/>
+          <w:sz w:val="26"/>
+          <w:szCs w:val="26"/>
+        </w:rPr>
+        <w:drawing>
+          <wp:inline distT="0" distB="0" distL="0" distR="0" wp14:anchorId="0FBFA74C" wp14:editId="1525847B">
+            <wp:extent cx="5943600" cy="2764155"/>
+            <wp:effectExtent l="0" t="0" r="0" b="0"/>
+            <wp:docPr id="579449061" name="Picture 1"/>
+            <wp:cNvGraphicFramePr>
+              <a:graphicFrameLocks xmlns:a="http://schemas.openxmlformats.org/drawingml/2006/main" noChangeAspect="1"/>
+            </wp:cNvGraphicFramePr>
+            <a:graphic xmlns:a="http://schemas.openxmlformats.org/drawingml/2006/main">
+              <a:graphicData uri="http://schemas.openxmlformats.org/drawingml/2006/picture">
+                <pic:pic xmlns:pic="http://schemas.openxmlformats.org/drawingml/2006/picture">
+                  <pic:nvPicPr>
+                    <pic:cNvPr id="579449061" name=""/>
+                    <pic:cNvPicPr/>
+                  </pic:nvPicPr>
+                  <pic:blipFill>
+                    <a:blip r:embed="rId20"/>
+                    <a:stretch>
+                      <a:fillRect/>
+                    </a:stretch>
+                  </pic:blipFill>
+                  <pic:spPr>
+                    <a:xfrm>
+                      <a:off x="0" y="0"/>
+                      <a:ext cx="5943600" cy="2764155"/>
+                    </a:xfrm>
+                    <a:prstGeom prst="rect">
+                      <a:avLst/>
+                    </a:prstGeom>
+                  </pic:spPr>
+                </pic:pic>
+              </a:graphicData>
+            </a:graphic>
+          </wp:inline>
+        </w:drawing>
+      </w:r>
+    </w:p>
+    <w:p>
+      <w:pPr>
+        <w:rPr>
+          <w:rFonts w:ascii="Times New Roman" w:hAnsi="Times New Roman" w:cs="Times New Roman"/>
+          <w:sz w:val="26"/>
+          <w:szCs w:val="26"/>
+        </w:rPr>
+      </w:pPr>
+      <w:r>
+        <w:rPr>
+          <w:rFonts w:ascii="Times New Roman" w:hAnsi="Times New Roman" w:cs="Times New Roman"/>
+          <w:sz w:val="26"/>
+          <w:szCs w:val="26"/>
+        </w:rPr>
+        <w:t>Bước 4: Sau khi chụp minh chứng, Enable lại rule nền tảng, Apply Changes và Reset States một lần nữa trước khi chuyển sang phần bài tập tình huống.</w:t>
+      </w:r>
+    </w:p>
+    <w:p>
+      <w:pPr>
+        <w:rPr>
+          <w:rFonts w:ascii="Times New Roman" w:hAnsi="Times New Roman" w:cs="Times New Roman"/>
+          <w:sz w:val="26"/>
+          <w:szCs w:val="26"/>
+        </w:rPr>
+      </w:pPr>
+      <w:r>
+        <w:rPr>
+          <w:rFonts w:ascii="Times New Roman" w:hAnsi="Times New Roman" w:cs="Times New Roman"/>
+          <w:sz w:val="26"/>
+          <w:szCs w:val="26"/>
+        </w:rPr>
+        <w:lastRenderedPageBreak/>
+        <w:drawing>
+          <wp:inline distT="0" distB="0" distL="0" distR="0" wp14:anchorId="1D9AF301" wp14:editId="767F3EBE">
+            <wp:extent cx="5943600" cy="2461260"/>
+            <wp:effectExtent l="0" t="0" r="0" b="0"/>
+            <wp:docPr id="301165482" name="Picture 1"/>
+            <wp:cNvGraphicFramePr>
+              <a:graphicFrameLocks xmlns:a="http://schemas.openxmlformats.org/drawingml/2006/main" noChangeAspect="1"/>
+            </wp:cNvGraphicFramePr>
+            <a:graphic xmlns:a="http://schemas.openxmlformats.org/drawingml/2006/main">
+              <a:graphicData uri="http://schemas.openxmlformats.org/drawingml/2006/picture">
+                <pic:pic xmlns:pic="http://schemas.openxmlformats.org/drawingml/2006/picture">
+                  <pic:nvPicPr>
+                    <pic:cNvPr id="301165482" name=""/>
+                    <pic:cNvPicPr/>
+                  </pic:nvPicPr>
+                  <pic:blipFill>
+                    <a:blip r:embed="rId21"/>
+                    <a:stretch>
+                      <a:fillRect/>
+                    </a:stretch>
+                  </pic:blipFill>
+                  <pic:spPr>
+                    <a:xfrm>
+                      <a:off x="0" y="0"/>
+                      <a:ext cx="5943600" cy="2461260"/>
+                    </a:xfrm>
+                    <a:prstGeom prst="rect">
+                      <a:avLst/>
+                    </a:prstGeom>
+                  </pic:spPr>
+                </pic:pic>
+              </a:graphicData>
+            </a:graphic>
+          </wp:inline>
+        </w:drawing>
+      </w:r>
+    </w:p>
+    <w:p>
+      <w:pPr>
+        <w:rPr>
+          <w:rFonts w:ascii="Times New Roman" w:hAnsi="Times New Roman" w:cs="Times New Roman"/>
+          <w:b/>
+          <w:sz w:val="26"/>
+          <w:szCs w:val="26"/>
+        </w:rPr>
+      </w:pPr>
+      <w:bookmarkStart w:id="8" w:name="_Toc242090295"/>
+      <w:r>
+        <w:rPr>
+          <w:rFonts w:ascii="Times New Roman" w:hAnsi="Times New Roman" w:cs="Times New Roman"/>
+          <w:b/>
+          <w:sz w:val="26"/>
+          <w:szCs w:val="26"/>
+        </w:rPr>
+        <w:t>C. BÀI TẬP FIREWALL THEO TÌNH HUỐNG</w:t>
+      </w:r>
+      <w:bookmarkEnd w:id="8"/>
+    </w:p>
+    <w:p>
+      <w:pPr>
+        <w:rPr>
+          <w:rFonts w:ascii="Times New Roman" w:hAnsi="Times New Roman" w:cs="Times New Roman"/>
+          <w:sz w:val="26"/>
+          <w:szCs w:val="26"/>
+        </w:rPr>
+      </w:pPr>
+      <w:r>
+        <w:rPr>
+          <w:rFonts w:ascii="Times New Roman" w:hAnsi="Times New Roman" w:cs="Times New Roman"/>
+          <w:sz w:val="26"/>
+          <w:szCs w:val="26"/>
+        </w:rPr>
+        <w:t>Sau khi hoàn tất phần cấu hình nền tảng, sinh viên thực hiện từng tình huống độc lập. Trước mỗi tình huống: xác nhận hai Default allow LAN to any vẫn Disabled, Disable các rule thừa từ tình huống trước, Apply Changes và Reset States. Với mỗi tình huống phải chụp hình rule và kết quả kiểm thử mới.</w:t>
+      </w:r>
+    </w:p>
+    <w:p>
+      <w:pPr>
+        <w:rPr>
+          <w:rFonts w:ascii="Times New Roman" w:hAnsi="Times New Roman" w:cs="Times New Roman"/>
+          <w:b/>
+          <w:sz w:val="26"/>
+          <w:szCs w:val="26"/>
+        </w:rPr>
+      </w:pPr>
+      <w:bookmarkStart w:id="9" w:name="_Toc242090296"/>
+      <w:r>
+        <w:rPr>
+          <w:rFonts w:ascii="Times New Roman" w:hAnsi="Times New Roman" w:cs="Times New Roman"/>
+          <w:b/>
+          <w:sz w:val="26"/>
+          <w:szCs w:val="26"/>
+        </w:rPr>
+        <w:t>1. Tình huống 1 — Chặn ICMP nhưng vẫn cho phép Web/DNS</w:t>
+      </w:r>
+      <w:bookmarkEnd w:id="9"/>
+    </w:p>
+    <w:p>
+      <w:pPr>
+        <w:rPr>
+          <w:rFonts w:ascii="Times New Roman" w:hAnsi="Times New Roman" w:cs="Times New Roman"/>
+          <w:sz w:val="26"/>
+          <w:szCs w:val="26"/>
+        </w:rPr>
+      </w:pPr>
+      <w:r>
+        <w:rPr>
+          <w:rFonts w:ascii="Times New Roman" w:hAnsi="Times New Roman" w:cs="Times New Roman"/>
+          <w:sz w:val="26"/>
+          <w:szCs w:val="26"/>
+        </w:rPr>
+        <w:t>Chuẩn bị: Disable rule nền tảng LAN net → Any. Tạo đúng ba rule trong bảng bên dưới theo thứ tự từ trên xuống: Block ICMP, Pass DNS (TCP/UDP 53), Pass HTTP/HTTPS (TCP 80/443). Apply Changes rồi Reset States.</w:t>
+      </w:r>
+    </w:p>
+    <w:p>
+      <w:pPr>
+        <w:rPr>
+          <w:rFonts w:ascii="Times New Roman" w:hAnsi="Times New Roman" w:cs="Times New Roman"/>
+          <w:sz w:val="26"/>
+          <w:szCs w:val="26"/>
+        </w:rPr>
+      </w:pPr>
+      <w:r>
+        <w:rPr>
+          <w:rFonts w:ascii="Times New Roman" w:hAnsi="Times New Roman" w:cs="Times New Roman"/>
+          <w:sz w:val="26"/>
+          <w:szCs w:val="26"/>
+        </w:rPr>
+        <w:drawing>
+          <wp:inline distT="0" distB="0" distL="0" distR="0" wp14:anchorId="6658BD02" wp14:editId="39C224F0">
+            <wp:extent cx="5943600" cy="2535555"/>
+            <wp:effectExtent l="0" t="0" r="0" b="0"/>
+            <wp:docPr id="2100293021" name="Picture 1"/>
+            <wp:cNvGraphicFramePr>
+              <a:graphicFrameLocks xmlns:a="http://schemas.openxmlformats.org/drawingml/2006/main" noChangeAspect="1"/>
+            </wp:cNvGraphicFramePr>
+            <a:graphic xmlns:a="http://schemas.openxmlformats.org/drawingml/2006/main">
+              <a:graphicData uri="http://schemas.openxmlformats.org/drawingml/2006/picture">
+                <pic:pic xmlns:pic="http://schemas.openxmlformats.org/drawingml/2006/picture">
+                  <pic:nvPicPr>
+                    <pic:cNvPr id="2100293021" name=""/>
+                    <pic:cNvPicPr/>
+                  </pic:nvPicPr>
+                  <pic:blipFill>
+                    <a:blip r:embed="rId22"/>
+                    <a:stretch>
+                      <a:fillRect/>
+                    </a:stretch>
+                  </pic:blipFill>
+                  <pic:spPr>
+                    <a:xfrm>
+                      <a:off x="0" y="0"/>
+                      <a:ext cx="5943600" cy="2535555"/>
+                    </a:xfrm>
+                    <a:prstGeom prst="rect">
+                      <a:avLst/>
+                    </a:prstGeom>
+                  </pic:spPr>
+                </pic:pic>
+              </a:graphicData>
+            </a:graphic>
+          </wp:inline>
+        </w:drawing>
+      </w:r>
+    </w:p>
+    <w:p>
+      <w:pPr>
+        <w:rPr>
+          <w:rFonts w:ascii="Times New Roman" w:hAnsi="Times New Roman" w:cs="Times New Roman"/>
+          <w:b/>
+          <w:sz w:val="26"/>
+          <w:szCs w:val="26"/>
+        </w:rPr>
+      </w:pPr>
+      <w:bookmarkStart w:id="10" w:name="_Toc242090297"/>
+      <w:r>
+        <w:rPr>
+          <w:rFonts w:ascii="Times New Roman" w:hAnsi="Times New Roman" w:cs="Times New Roman"/>
+          <w:b/>
+          <w:sz w:val="26"/>
+          <w:szCs w:val="26"/>
+        </w:rPr>
+        <w:t>2. Tình huống 2 — Chỉ cho một host cụ thể ra Internet</w:t>
+      </w:r>
+      <w:bookmarkEnd w:id="10"/>
+    </w:p>
+    <w:p>
+      <w:pPr>
+        <w:rPr>
+          <w:rFonts w:ascii="Times New Roman" w:hAnsi="Times New Roman" w:cs="Times New Roman"/>
+          <w:sz w:val="26"/>
+          <w:szCs w:val="26"/>
+        </w:rPr>
+      </w:pPr>
+      <w:r>
+        <w:rPr>
+          <w:rFonts w:ascii="Times New Roman" w:hAnsi="Times New Roman" w:cs="Times New Roman"/>
+          <w:sz w:val="26"/>
+          <w:szCs w:val="26"/>
+        </w:rPr>
+        <w:t>Máy cần bật: pfSense, Domain Controller và LAN-Test. DMZ-Web có thể tắt.</w:t>
+      </w:r>
+    </w:p>
+    <w:p>
+      <w:pPr>
+        <w:rPr>
+          <w:rFonts w:ascii="Times New Roman" w:hAnsi="Times New Roman" w:cs="Times New Roman"/>
+          <w:sz w:val="26"/>
+          <w:szCs w:val="26"/>
+        </w:rPr>
+      </w:pPr>
+      <w:r>
+        <w:rPr>
+          <w:rFonts w:ascii="Times New Roman" w:hAnsi="Times New Roman" w:cs="Times New Roman"/>
+          <w:sz w:val="26"/>
+          <w:szCs w:val="26"/>
+        </w:rPr>
+        <w:lastRenderedPageBreak/>
+        <w:t>Chuẩn bị host thứ hai: tạo một VM nhẹ tên LAN-Test bằng Ubuntu Server 22.04/24.04 LTS (64-bit, cài minimal), RAM 1 GB, 1 card Host-only cùng mạng LAN, IP 10.0.0.3/8, Gateway 10.0.0.1. Không dùng máy thật 10.0.0.100 làm host kiểm thử Internet vì card Host-only của máy thật không có Default Gateway qua pfSense. Không clone trực tiếp VM Domain Controller để tạo LAN-Test; hãy tạo VM độc lập hoặc dùng template chưa promote thành DC/chưa join domain.</w:t>
+      </w:r>
+    </w:p>
+    <w:p>
+      <w:pPr>
+        <w:rPr>
+          <w:rFonts w:ascii="Times New Roman" w:hAnsi="Times New Roman" w:cs="Times New Roman"/>
+          <w:sz w:val="26"/>
+          <w:szCs w:val="26"/>
+        </w:rPr>
+      </w:pPr>
+      <w:r>
+        <w:rPr>
+          <w:rFonts w:ascii="Times New Roman" w:hAnsi="Times New Roman" w:cs="Times New Roman"/>
+          <w:sz w:val="26"/>
+          <w:szCs w:val="26"/>
+        </w:rPr>
+        <w:t>Disable rule nền tảng LAN net → Any. Tạo Pass 10.0.0.2 → Any ở trên và Block LAN net → Any ở dưới. Apply Changes và Reset States.</w:t>
+      </w:r>
+    </w:p>
+    <w:tbl>
+      <w:tblPr>
+        <w:tblStyle w:val="TableGrid"/>
+        <w:tblW w:w="0" w:type="auto"/>
+        <w:jc w:val="center"/>
+        <w:tblLook w:val="04A0" w:firstRow="1" w:lastRow="0" w:firstColumn="1" w:lastColumn="0" w:noHBand="0" w:noVBand="1"/>
+      </w:tblPr>
+      <w:tblGrid>
+        <w:gridCol w:w="1834"/>
+        <w:gridCol w:w="1864"/>
+        <w:gridCol w:w="1850"/>
+        <w:gridCol w:w="1917"/>
+        <w:gridCol w:w="1885"/>
+      </w:tblGrid>
+      <w:tr>
+        <w:trPr>
+          <w:jc w:val="center"/>
+        </w:trPr>
+        <w:tc>
+          <w:tcPr>
+            <w:tcW w:w="1996" w:type="dxa"/>
+            <w:tcBorders>
+              <w:top w:val="single" w:sz="4" w:space="0" w:color="auto"/>
+              <w:left w:val="single" w:sz="4" w:space="0" w:color="auto"/>
+              <w:bottom w:val="single" w:sz="4" w:space="0" w:color="auto"/>
+              <w:right w:val="single" w:sz="4" w:space="0" w:color="auto"/>
+            </w:tcBorders>
+            <w:shd w:val="clear" w:color="auto" w:fill="1F4E78"/>
+            <w:hideMark/>
+          </w:tcPr>
+          <w:p>
+            <w:pPr>
+              <w:spacing w:after="160" w:line="278" w:lineRule="auto"/>
+              <w:rPr>
+                <w:rFonts w:ascii="Times New Roman" w:hAnsi="Times New Roman" w:cs="Times New Roman"/>
+                <w:sz w:val="26"/>
+                <w:szCs w:val="26"/>
+              </w:rPr>
+            </w:pPr>
+            <w:r>
+              <w:rPr>
+                <w:rFonts w:ascii="Times New Roman" w:hAnsi="Times New Roman" w:cs="Times New Roman"/>
+                <w:b/>
+                <w:sz w:val="26"/>
+                <w:szCs w:val="26"/>
+              </w:rPr>
+              <w:t>Action</w:t>
+            </w:r>
+          </w:p>
+        </w:tc>
+        <w:tc>
+          <w:tcPr>
+            <w:tcW w:w="1996" w:type="dxa"/>
+            <w:tcBorders>
+              <w:top w:val="single" w:sz="4" w:space="0" w:color="auto"/>
+              <w:left w:val="single" w:sz="4" w:space="0" w:color="auto"/>
+              <w:bottom w:val="single" w:sz="4" w:space="0" w:color="auto"/>
+              <w:right w:val="single" w:sz="4" w:space="0" w:color="auto"/>
+            </w:tcBorders>
+            <w:shd w:val="clear" w:color="auto" w:fill="1F4E78"/>
+            <w:hideMark/>
+          </w:tcPr>
+          <w:p>
+            <w:pPr>
+              <w:spacing w:after="160" w:line="278" w:lineRule="auto"/>
+              <w:rPr>
+                <w:rFonts w:ascii="Times New Roman" w:hAnsi="Times New Roman" w:cs="Times New Roman"/>
+                <w:sz w:val="26"/>
+                <w:szCs w:val="26"/>
+              </w:rPr>
+            </w:pPr>
+            <w:r>
+              <w:rPr>
+                <w:rFonts w:ascii="Times New Roman" w:hAnsi="Times New Roman" w:cs="Times New Roman"/>
+                <w:b/>
+                <w:sz w:val="26"/>
+                <w:szCs w:val="26"/>
+              </w:rPr>
+              <w:t>Protocol</w:t>
+            </w:r>
+          </w:p>
+        </w:tc>
+        <w:tc>
+          <w:tcPr>
+            <w:tcW w:w="1996" w:type="dxa"/>
+            <w:tcBorders>
+              <w:top w:val="single" w:sz="4" w:space="0" w:color="auto"/>
+              <w:left w:val="single" w:sz="4" w:space="0" w:color="auto"/>
+              <w:bottom w:val="single" w:sz="4" w:space="0" w:color="auto"/>
+              <w:right w:val="single" w:sz="4" w:space="0" w:color="auto"/>
+            </w:tcBorders>
+            <w:shd w:val="clear" w:color="auto" w:fill="1F4E78"/>
+            <w:hideMark/>
+          </w:tcPr>
+          <w:p>
+            <w:pPr>
+              <w:spacing w:after="160" w:line="278" w:lineRule="auto"/>
+              <w:rPr>
+                <w:rFonts w:ascii="Times New Roman" w:hAnsi="Times New Roman" w:cs="Times New Roman"/>
+                <w:sz w:val="26"/>
+                <w:szCs w:val="26"/>
+              </w:rPr>
+            </w:pPr>
+            <w:r>
+              <w:rPr>
+                <w:rFonts w:ascii="Times New Roman" w:hAnsi="Times New Roman" w:cs="Times New Roman"/>
+                <w:b/>
+                <w:sz w:val="26"/>
+                <w:szCs w:val="26"/>
+              </w:rPr>
+              <w:t>Source</w:t>
+            </w:r>
+          </w:p>
+        </w:tc>
+        <w:tc>
+          <w:tcPr>
+            <w:tcW w:w="1996" w:type="dxa"/>
+            <w:tcBorders>
+              <w:top w:val="single" w:sz="4" w:space="0" w:color="auto"/>
+              <w:left w:val="single" w:sz="4" w:space="0" w:color="auto"/>
+              <w:bottom w:val="single" w:sz="4" w:space="0" w:color="auto"/>
+              <w:right w:val="single" w:sz="4" w:space="0" w:color="auto"/>
+            </w:tcBorders>
+            <w:shd w:val="clear" w:color="auto" w:fill="1F4E78"/>
+            <w:hideMark/>
+          </w:tcPr>
+          <w:p>
+            <w:pPr>
+              <w:spacing w:after="160" w:line="278" w:lineRule="auto"/>
+              <w:rPr>
+                <w:rFonts w:ascii="Times New Roman" w:hAnsi="Times New Roman" w:cs="Times New Roman"/>
+                <w:sz w:val="26"/>
+                <w:szCs w:val="26"/>
+              </w:rPr>
+            </w:pPr>
+            <w:r>
+              <w:rPr>
+                <w:rFonts w:ascii="Times New Roman" w:hAnsi="Times New Roman" w:cs="Times New Roman"/>
+                <w:b/>
+                <w:sz w:val="26"/>
+                <w:szCs w:val="26"/>
+              </w:rPr>
+              <w:t>Destination</w:t>
+            </w:r>
+          </w:p>
+        </w:tc>
+        <w:tc>
+          <w:tcPr>
+            <w:tcW w:w="1996" w:type="dxa"/>
+            <w:tcBorders>
+              <w:top w:val="single" w:sz="4" w:space="0" w:color="auto"/>
+              <w:left w:val="single" w:sz="4" w:space="0" w:color="auto"/>
+              <w:bottom w:val="single" w:sz="4" w:space="0" w:color="auto"/>
+              <w:right w:val="single" w:sz="4" w:space="0" w:color="auto"/>
+            </w:tcBorders>
+            <w:shd w:val="clear" w:color="auto" w:fill="1F4E78"/>
+            <w:hideMark/>
+          </w:tcPr>
+          <w:p>
+            <w:pPr>
+              <w:spacing w:after="160" w:line="278" w:lineRule="auto"/>
+              <w:rPr>
+                <w:rFonts w:ascii="Times New Roman" w:hAnsi="Times New Roman" w:cs="Times New Roman"/>
+                <w:sz w:val="26"/>
+                <w:szCs w:val="26"/>
+              </w:rPr>
+            </w:pPr>
+            <w:r>
+              <w:rPr>
+                <w:rFonts w:ascii="Times New Roman" w:hAnsi="Times New Roman" w:cs="Times New Roman"/>
+                <w:b/>
+                <w:sz w:val="26"/>
+                <w:szCs w:val="26"/>
+              </w:rPr>
+              <w:t>Mục đích</w:t>
+            </w:r>
+          </w:p>
+        </w:tc>
+      </w:tr>
+      <w:tr>
+        <w:trPr>
+          <w:jc w:val="center"/>
+        </w:trPr>
+        <w:tc>
+          <w:tcPr>
+            <w:tcW w:w="1996" w:type="dxa"/>
+            <w:tcBorders>
+              <w:top w:val="single" w:sz="4" w:space="0" w:color="auto"/>
+              <w:left w:val="single" w:sz="4" w:space="0" w:color="auto"/>
+              <w:bottom w:val="single" w:sz="4" w:space="0" w:color="auto"/>
+              <w:right w:val="single" w:sz="4" w:space="0" w:color="auto"/>
+            </w:tcBorders>
+            <w:hideMark/>
+          </w:tcPr>
+          <w:p>
+            <w:pPr>
+              <w:spacing w:after="160" w:line="278" w:lineRule="auto"/>
+              <w:rPr>
+                <w:rFonts w:ascii="Times New Roman" w:hAnsi="Times New Roman" w:cs="Times New Roman"/>
+                <w:sz w:val="26"/>
+                <w:szCs w:val="26"/>
+              </w:rPr>
+            </w:pPr>
+            <w:r>
+              <w:rPr>
+                <w:rFonts w:ascii="Times New Roman" w:hAnsi="Times New Roman" w:cs="Times New Roman"/>
+                <w:sz w:val="26"/>
+                <w:szCs w:val="26"/>
+              </w:rPr>
+              <w:t>Pass</w:t>
+            </w:r>
+          </w:p>
+        </w:tc>
+        <w:tc>
+          <w:tcPr>
+            <w:tcW w:w="1996" w:type="dxa"/>
+            <w:tcBorders>
+              <w:top w:val="single" w:sz="4" w:space="0" w:color="auto"/>
+              <w:left w:val="single" w:sz="4" w:space="0" w:color="auto"/>
+              <w:bottom w:val="single" w:sz="4" w:space="0" w:color="auto"/>
+              <w:right w:val="single" w:sz="4" w:space="0" w:color="auto"/>
+            </w:tcBorders>
+            <w:hideMark/>
+          </w:tcPr>
+          <w:p>
+            <w:pPr>
+              <w:spacing w:after="160" w:line="278" w:lineRule="auto"/>
+              <w:rPr>
+                <w:rFonts w:ascii="Times New Roman" w:hAnsi="Times New Roman" w:cs="Times New Roman"/>
+                <w:sz w:val="26"/>
+                <w:szCs w:val="26"/>
+              </w:rPr>
+            </w:pPr>
+            <w:r>
+              <w:rPr>
+                <w:rFonts w:ascii="Times New Roman" w:hAnsi="Times New Roman" w:cs="Times New Roman"/>
+                <w:sz w:val="26"/>
+                <w:szCs w:val="26"/>
+              </w:rPr>
+              <w:t>Any</w:t>
+            </w:r>
+          </w:p>
+        </w:tc>
+        <w:tc>
+          <w:tcPr>
+            <w:tcW w:w="1996" w:type="dxa"/>
+            <w:tcBorders>
+              <w:top w:val="single" w:sz="4" w:space="0" w:color="auto"/>
+              <w:left w:val="single" w:sz="4" w:space="0" w:color="auto"/>
+              <w:bottom w:val="single" w:sz="4" w:space="0" w:color="auto"/>
+              <w:right w:val="single" w:sz="4" w:space="0" w:color="auto"/>
+            </w:tcBorders>
+            <w:hideMark/>
+          </w:tcPr>
+          <w:p>
+            <w:pPr>
+              <w:spacing w:after="160" w:line="278" w:lineRule="auto"/>
+              <w:rPr>
+                <w:rFonts w:ascii="Times New Roman" w:hAnsi="Times New Roman" w:cs="Times New Roman"/>
+                <w:sz w:val="26"/>
+                <w:szCs w:val="26"/>
+              </w:rPr>
+            </w:pPr>
+            <w:r>
+              <w:rPr>
+                <w:rFonts w:ascii="Times New Roman" w:hAnsi="Times New Roman" w:cs="Times New Roman"/>
+                <w:sz w:val="26"/>
+                <w:szCs w:val="26"/>
+              </w:rPr>
+              <w:t>10.0.0.2</w:t>
+            </w:r>
+          </w:p>
+        </w:tc>
+        <w:tc>
+          <w:tcPr>
+            <w:tcW w:w="1996" w:type="dxa"/>
+            <w:tcBorders>
+              <w:top w:val="single" w:sz="4" w:space="0" w:color="auto"/>
+              <w:left w:val="single" w:sz="4" w:space="0" w:color="auto"/>
+              <w:bottom w:val="single" w:sz="4" w:space="0" w:color="auto"/>
+              <w:right w:val="single" w:sz="4" w:space="0" w:color="auto"/>
+            </w:tcBorders>
+            <w:hideMark/>
+          </w:tcPr>
+          <w:p>
+            <w:pPr>
+              <w:spacing w:after="160" w:line="278" w:lineRule="auto"/>
+              <w:rPr>
+                <w:rFonts w:ascii="Times New Roman" w:hAnsi="Times New Roman" w:cs="Times New Roman"/>
+                <w:sz w:val="26"/>
+                <w:szCs w:val="26"/>
+              </w:rPr>
+            </w:pPr>
+            <w:r>
+              <w:rPr>
+                <w:rFonts w:ascii="Times New Roman" w:hAnsi="Times New Roman" w:cs="Times New Roman"/>
+                <w:sz w:val="26"/>
+                <w:szCs w:val="26"/>
+              </w:rPr>
+              <w:t>Any</w:t>
+            </w:r>
+          </w:p>
+        </w:tc>
+        <w:tc>
+          <w:tcPr>
+            <w:tcW w:w="1996" w:type="dxa"/>
+            <w:tcBorders>
+              <w:top w:val="single" w:sz="4" w:space="0" w:color="auto"/>
+              <w:left w:val="single" w:sz="4" w:space="0" w:color="auto"/>
+              <w:bottom w:val="single" w:sz="4" w:space="0" w:color="auto"/>
+              <w:right w:val="single" w:sz="4" w:space="0" w:color="auto"/>
+            </w:tcBorders>
+            <w:hideMark/>
+          </w:tcPr>
+          <w:p>
+            <w:pPr>
+              <w:spacing w:after="160" w:line="278" w:lineRule="auto"/>
+              <w:rPr>
+                <w:rFonts w:ascii="Times New Roman" w:hAnsi="Times New Roman" w:cs="Times New Roman"/>
+                <w:sz w:val="26"/>
+                <w:szCs w:val="26"/>
+              </w:rPr>
+            </w:pPr>
+            <w:r>
+              <w:rPr>
+                <w:rFonts w:ascii="Times New Roman" w:hAnsi="Times New Roman" w:cs="Times New Roman"/>
+                <w:sz w:val="26"/>
+                <w:szCs w:val="26"/>
+              </w:rPr>
+              <w:t>Cho Domain Controller ra Internet</w:t>
+            </w:r>
+          </w:p>
+        </w:tc>
+      </w:tr>
+      <w:tr>
+        <w:trPr>
+          <w:jc w:val="center"/>
+        </w:trPr>
+        <w:tc>
+          <w:tcPr>
+            <w:tcW w:w="1996" w:type="dxa"/>
+            <w:tcBorders>
+              <w:top w:val="single" w:sz="4" w:space="0" w:color="auto"/>
+              <w:left w:val="single" w:sz="4" w:space="0" w:color="auto"/>
+              <w:bottom w:val="single" w:sz="4" w:space="0" w:color="auto"/>
+              <w:right w:val="single" w:sz="4" w:space="0" w:color="auto"/>
+            </w:tcBorders>
+            <w:hideMark/>
+          </w:tcPr>
+          <w:p>
+            <w:pPr>
+              <w:spacing w:after="160" w:line="278" w:lineRule="auto"/>
+              <w:rPr>
+                <w:rFonts w:ascii="Times New Roman" w:hAnsi="Times New Roman" w:cs="Times New Roman"/>
+                <w:sz w:val="26"/>
+                <w:szCs w:val="26"/>
+              </w:rPr>
+            </w:pPr>
+            <w:r>
+              <w:rPr>
+                <w:rFonts w:ascii="Times New Roman" w:hAnsi="Times New Roman" w:cs="Times New Roman"/>
+                <w:sz w:val="26"/>
+                <w:szCs w:val="26"/>
+              </w:rPr>
+              <w:t>Block</w:t>
+            </w:r>
+          </w:p>
+        </w:tc>
+        <w:tc>
+          <w:tcPr>
+            <w:tcW w:w="1996" w:type="dxa"/>
+            <w:tcBorders>
+              <w:top w:val="single" w:sz="4" w:space="0" w:color="auto"/>
+              <w:left w:val="single" w:sz="4" w:space="0" w:color="auto"/>
+              <w:bottom w:val="single" w:sz="4" w:space="0" w:color="auto"/>
+              <w:right w:val="single" w:sz="4" w:space="0" w:color="auto"/>
+            </w:tcBorders>
+            <w:hideMark/>
+          </w:tcPr>
+          <w:p>
+            <w:pPr>
+              <w:spacing w:after="160" w:line="278" w:lineRule="auto"/>
+              <w:rPr>
+                <w:rFonts w:ascii="Times New Roman" w:hAnsi="Times New Roman" w:cs="Times New Roman"/>
+                <w:sz w:val="26"/>
+                <w:szCs w:val="26"/>
+              </w:rPr>
+            </w:pPr>
+            <w:r>
+              <w:rPr>
+                <w:rFonts w:ascii="Times New Roman" w:hAnsi="Times New Roman" w:cs="Times New Roman"/>
+                <w:sz w:val="26"/>
+                <w:szCs w:val="26"/>
+              </w:rPr>
+              <w:t>Any</w:t>
+            </w:r>
+          </w:p>
+        </w:tc>
+        <w:tc>
+          <w:tcPr>
+            <w:tcW w:w="1996" w:type="dxa"/>
+            <w:tcBorders>
+              <w:top w:val="single" w:sz="4" w:space="0" w:color="auto"/>
+              <w:left w:val="single" w:sz="4" w:space="0" w:color="auto"/>
+              <w:bottom w:val="single" w:sz="4" w:space="0" w:color="auto"/>
+              <w:right w:val="single" w:sz="4" w:space="0" w:color="auto"/>
+            </w:tcBorders>
+            <w:hideMark/>
+          </w:tcPr>
+          <w:p>
+            <w:pPr>
+              <w:spacing w:after="160" w:line="278" w:lineRule="auto"/>
+              <w:rPr>
+                <w:rFonts w:ascii="Times New Roman" w:hAnsi="Times New Roman" w:cs="Times New Roman"/>
+                <w:sz w:val="26"/>
+                <w:szCs w:val="26"/>
+              </w:rPr>
+            </w:pPr>
+            <w:r>
+              <w:rPr>
+                <w:rFonts w:ascii="Times New Roman" w:hAnsi="Times New Roman" w:cs="Times New Roman"/>
+                <w:sz w:val="26"/>
+                <w:szCs w:val="26"/>
+              </w:rPr>
+              <w:t>LAN net</w:t>
+            </w:r>
+          </w:p>
+        </w:tc>
+        <w:tc>
+          <w:tcPr>
+            <w:tcW w:w="1996" w:type="dxa"/>
+            <w:tcBorders>
+              <w:top w:val="single" w:sz="4" w:space="0" w:color="auto"/>
+              <w:left w:val="single" w:sz="4" w:space="0" w:color="auto"/>
+              <w:bottom w:val="single" w:sz="4" w:space="0" w:color="auto"/>
+              <w:right w:val="single" w:sz="4" w:space="0" w:color="auto"/>
+            </w:tcBorders>
+            <w:hideMark/>
+          </w:tcPr>
+          <w:p>
+            <w:pPr>
+              <w:spacing w:after="160" w:line="278" w:lineRule="auto"/>
+              <w:rPr>
+                <w:rFonts w:ascii="Times New Roman" w:hAnsi="Times New Roman" w:cs="Times New Roman"/>
+                <w:sz w:val="26"/>
+                <w:szCs w:val="26"/>
+              </w:rPr>
+            </w:pPr>
+            <w:r>
+              <w:rPr>
+                <w:rFonts w:ascii="Times New Roman" w:hAnsi="Times New Roman" w:cs="Times New Roman"/>
+                <w:sz w:val="26"/>
+                <w:szCs w:val="26"/>
+              </w:rPr>
+              <w:t>Any</w:t>
+            </w:r>
+          </w:p>
+        </w:tc>
+        <w:tc>
+          <w:tcPr>
+            <w:tcW w:w="1996" w:type="dxa"/>
+            <w:tcBorders>
+              <w:top w:val="single" w:sz="4" w:space="0" w:color="auto"/>
+              <w:left w:val="single" w:sz="4" w:space="0" w:color="auto"/>
+              <w:bottom w:val="single" w:sz="4" w:space="0" w:color="auto"/>
+              <w:right w:val="single" w:sz="4" w:space="0" w:color="auto"/>
+            </w:tcBorders>
+            <w:hideMark/>
+          </w:tcPr>
+          <w:p>
+            <w:pPr>
+              <w:spacing w:after="160" w:line="278" w:lineRule="auto"/>
+              <w:rPr>
+                <w:rFonts w:ascii="Times New Roman" w:hAnsi="Times New Roman" w:cs="Times New Roman"/>
+                <w:sz w:val="26"/>
+                <w:szCs w:val="26"/>
+              </w:rPr>
+            </w:pPr>
+            <w:r>
+              <w:rPr>
+                <w:rFonts w:ascii="Times New Roman" w:hAnsi="Times New Roman" w:cs="Times New Roman"/>
+                <w:sz w:val="26"/>
+                <w:szCs w:val="26"/>
+              </w:rPr>
+              <w:t>Chặn các host LAN còn lại</w:t>
+            </w:r>
+          </w:p>
+        </w:tc>
+      </w:tr>
+    </w:tbl>
+    <w:p>
+      <w:pPr>
+        <w:rPr>
+          <w:rFonts w:ascii="Times New Roman" w:hAnsi="Times New Roman" w:cs="Times New Roman"/>
+          <w:sz w:val="26"/>
+          <w:szCs w:val="26"/>
+        </w:rPr>
+      </w:pPr>
+    </w:p>
+    <w:p>
+      <w:pPr>
+        <w:rPr>
+          <w:rFonts w:ascii="Times New Roman" w:hAnsi="Times New Roman" w:cs="Times New Roman"/>
+          <w:sz w:val="26"/>
+          <w:szCs w:val="26"/>
+        </w:rPr>
+      </w:pPr>
+      <w:r>
+        <w:rPr>
+          <w:rFonts w:ascii="Times New Roman" w:hAnsi="Times New Roman" w:cs="Times New Roman"/>
+          <w:sz w:val="26"/>
+          <w:szCs w:val="26"/>
+        </w:rPr>
+        <w:t>Kiểm thử từ Domain Controller 10.0.0.2: ping 8.8.8.8 phải thành công.</w:t>
+      </w:r>
+    </w:p>
+    <w:p>
+      <w:pPr>
+        <w:rPr>
+          <w:rFonts w:ascii="Times New Roman" w:hAnsi="Times New Roman" w:cs="Times New Roman"/>
+          <w:sz w:val="26"/>
+          <w:szCs w:val="26"/>
+        </w:rPr>
+      </w:pPr>
+      <w:r>
+        <w:rPr>
+          <w:rFonts w:ascii="Times New Roman" w:hAnsi="Times New Roman" w:cs="Times New Roman"/>
+          <w:sz w:val="26"/>
+          <w:szCs w:val="26"/>
+        </w:rPr>
+        <w:t>Kiểm thử từ LAN-Test 10.0.0.3: ping 8.8.8.8 phải thất bại. Nếu kết quả không đúng, kiểm tra thứ tự rule và chắc chắn rule Pass LAN net → Any đang Disabled.</w:t>
+      </w:r>
+    </w:p>
+    <w:p>
+      <w:pPr>
+        <w:rPr>
+          <w:rFonts w:ascii="Times New Roman" w:hAnsi="Times New Roman" w:cs="Times New Roman"/>
+          <w:sz w:val="26"/>
+          <w:szCs w:val="26"/>
+        </w:rPr>
+      </w:pPr>
+    </w:p>
+    <w:p>
+      <w:pPr>
+        <w:rPr>
+          <w:noProof/>
+        </w:rPr>
+      </w:pPr>
+      <w:r>
+        <w:rPr>
+          <w:rFonts w:ascii="Times New Roman" w:hAnsi="Times New Roman" w:cs="Times New Roman"/>
+          <w:sz w:val="26"/>
+          <w:szCs w:val="26"/>
+        </w:rPr>
+        <w:lastRenderedPageBreak/>
+        <w:drawing>
+          <wp:inline distT="0" distB="0" distL="0" distR="0" wp14:anchorId="532C19E3" wp14:editId="5DE9F075">
+            <wp:extent cx="5249008" cy="5420481"/>
+            <wp:effectExtent l="0" t="0" r="8890" b="8890"/>
+            <wp:docPr id="883288475" name="Picture 1"/>
+            <wp:cNvGraphicFramePr>
+              <a:graphicFrameLocks xmlns:a="http://schemas.openxmlformats.org/drawingml/2006/main" noChangeAspect="1"/>
+            </wp:cNvGraphicFramePr>
+            <a:graphic xmlns:a="http://schemas.openxmlformats.org/drawingml/2006/main">
+              <a:graphicData uri="http://schemas.openxmlformats.org/drawingml/2006/picture">
+                <pic:pic xmlns:pic="http://schemas.openxmlformats.org/drawingml/2006/picture">
+                  <pic:nvPicPr>
+                    <pic:cNvPr id="883288475" name=""/>
+                    <pic:cNvPicPr/>
+                  </pic:nvPicPr>
+                  <pic:blipFill>
+                    <a:blip r:embed="rId23"/>
+                    <a:stretch>
+                      <a:fillRect/>
+                    </a:stretch>
+                  </pic:blipFill>
+                  <pic:spPr>
+                    <a:xfrm>
+                      <a:off x="0" y="0"/>
+                      <a:ext cx="5249008" cy="5420481"/>
+                    </a:xfrm>
+                    <a:prstGeom prst="rect">
+                      <a:avLst/>
+                    </a:prstGeom>
+                  </pic:spPr>
+                </pic:pic>
+              </a:graphicData>
+            </a:graphic>
+          </wp:inline>
+        </w:drawing>
+      </w:r>
+      <w:r>
+        <w:rPr>
+          <w:noProof/>
+        </w:rPr>
         <w:t xml:space="preserve"> </w:t>
       </w:r>
-      <w:proofErr w:type="spellStart"/>
-      <w:r>
-        <w:rPr>
-          <w:rFonts w:ascii="Times New Roman" w:hAnsi="Times New Roman" w:cs="Times New Roman"/>
-          <w:b/>
-          <w:sz w:val="26"/>
-          <w:szCs w:val="26"/>
-        </w:rPr>
-        <w:t>hình</w:t>
-      </w:r>
-      <w:proofErr w:type="spellEnd"/>
-      <w:r>
-        <w:rPr>
-          <w:rFonts w:ascii="Times New Roman" w:hAnsi="Times New Roman" w:cs="Times New Roman"/>
-          <w:b/>
-          <w:sz w:val="26"/>
-          <w:szCs w:val="26"/>
-        </w:rPr>
-        <w:t xml:space="preserve"> </w:t>
-      </w:r>
-      <w:proofErr w:type="spellStart"/>
-      <w:r>
-        <w:rPr>
-          <w:rFonts w:ascii="Times New Roman" w:hAnsi="Times New Roman" w:cs="Times New Roman"/>
-          <w:b/>
-          <w:sz w:val="26"/>
-          <w:szCs w:val="26"/>
-        </w:rPr>
-        <w:t>máy</w:t>
-      </w:r>
-      <w:proofErr w:type="spellEnd"/>
-      <w:r>
-        <w:rPr>
-          <w:rFonts w:ascii="Times New Roman" w:hAnsi="Times New Roman" w:cs="Times New Roman"/>
-          <w:b/>
-          <w:sz w:val="26"/>
-          <w:szCs w:val="26"/>
-        </w:rPr>
-        <w:t xml:space="preserve"> Domain Controller</w:t>
-      </w:r>
-      <w:bookmarkEnd w:id="3"/>
-    </w:p>
-    <w:p>
-      <w:pPr>
-        <w:rPr>
-          <w:rFonts w:ascii="Times New Roman" w:hAnsi="Times New Roman" w:cs="Times New Roman"/>
-          <w:sz w:val="26"/>
-          <w:szCs w:val="26"/>
-        </w:rPr>
-      </w:pPr>
-    </w:p>
-    <w:p>
-      <w:pPr>
-        <w:rPr>
-          <w:rFonts w:ascii="Times New Roman" w:hAnsi="Times New Roman" w:cs="Times New Roman"/>
-          <w:sz w:val="26"/>
-          <w:szCs w:val="26"/>
-        </w:rPr>
-      </w:pPr>
-      <w:proofErr w:type="spellStart"/>
-      <w:r>
-        <w:rPr>
-          <w:rFonts w:ascii="Times New Roman" w:hAnsi="Times New Roman" w:cs="Times New Roman"/>
-          <w:b/>
-          <w:sz w:val="26"/>
-          <w:szCs w:val="26"/>
-        </w:rPr>
-        <w:t>Bước</w:t>
-      </w:r>
-      <w:proofErr w:type="spellEnd"/>
-      <w:r>
-        <w:rPr>
-          <w:rFonts w:ascii="Times New Roman" w:hAnsi="Times New Roman" w:cs="Times New Roman"/>
-          <w:b/>
-          <w:sz w:val="26"/>
-          <w:szCs w:val="26"/>
-        </w:rPr>
-        <w:t xml:space="preserve"> 1: </w:t>
-      </w:r>
-      <w:proofErr w:type="spellStart"/>
-      <w:r>
-        <w:rPr>
-          <w:rFonts w:ascii="Times New Roman" w:hAnsi="Times New Roman" w:cs="Times New Roman"/>
-          <w:b/>
-          <w:sz w:val="26"/>
-          <w:szCs w:val="26"/>
-        </w:rPr>
-        <w:t>Đặt</w:t>
-      </w:r>
-      <w:proofErr w:type="spellEnd"/>
-      <w:r>
-        <w:rPr>
-          <w:rFonts w:ascii="Times New Roman" w:hAnsi="Times New Roman" w:cs="Times New Roman"/>
-          <w:b/>
-          <w:sz w:val="26"/>
-          <w:szCs w:val="26"/>
-        </w:rPr>
-        <w:t xml:space="preserve"> IP </w:t>
-      </w:r>
-      <w:proofErr w:type="spellStart"/>
-      <w:r>
-        <w:rPr>
-          <w:rFonts w:ascii="Times New Roman" w:hAnsi="Times New Roman" w:cs="Times New Roman"/>
-          <w:b/>
-          <w:sz w:val="26"/>
-          <w:szCs w:val="26"/>
-        </w:rPr>
-        <w:t>tĩnh</w:t>
-      </w:r>
-      <w:proofErr w:type="spellEnd"/>
-      <w:r>
-        <w:rPr>
-          <w:rFonts w:ascii="Times New Roman" w:hAnsi="Times New Roman" w:cs="Times New Roman"/>
-          <w:b/>
-          <w:sz w:val="26"/>
-          <w:szCs w:val="26"/>
-        </w:rPr>
-        <w:t xml:space="preserve"> </w:t>
-      </w:r>
-      <w:proofErr w:type="spellStart"/>
-      <w:r>
-        <w:rPr>
-          <w:rFonts w:ascii="Times New Roman" w:hAnsi="Times New Roman" w:cs="Times New Roman"/>
-          <w:b/>
-          <w:sz w:val="26"/>
-          <w:szCs w:val="26"/>
-        </w:rPr>
-        <w:t>cho</w:t>
-      </w:r>
-      <w:proofErr w:type="spellEnd"/>
-      <w:r>
-        <w:rPr>
-          <w:rFonts w:ascii="Times New Roman" w:hAnsi="Times New Roman" w:cs="Times New Roman"/>
-          <w:b/>
-          <w:sz w:val="26"/>
-          <w:szCs w:val="26"/>
-        </w:rPr>
-        <w:t xml:space="preserve"> card LAN </w:t>
-      </w:r>
-      <w:proofErr w:type="spellStart"/>
-      <w:r>
-        <w:rPr>
-          <w:rFonts w:ascii="Times New Roman" w:hAnsi="Times New Roman" w:cs="Times New Roman"/>
-          <w:b/>
-          <w:sz w:val="26"/>
-          <w:szCs w:val="26"/>
-        </w:rPr>
-        <w:t>của</w:t>
-      </w:r>
-      <w:proofErr w:type="spellEnd"/>
-      <w:r>
-        <w:rPr>
-          <w:rFonts w:ascii="Times New Roman" w:hAnsi="Times New Roman" w:cs="Times New Roman"/>
-          <w:b/>
-          <w:sz w:val="26"/>
-          <w:szCs w:val="26"/>
-        </w:rPr>
-        <w:t xml:space="preserve"> Windows Server.</w:t>
-      </w:r>
-    </w:p>
-    <w:p>
-      <w:pPr>
-        <w:rPr>
-          <w:rFonts w:ascii="Times New Roman" w:hAnsi="Times New Roman" w:cs="Times New Roman"/>
-          <w:sz w:val="26"/>
-          <w:szCs w:val="26"/>
-        </w:rPr>
-      </w:pPr>
+      <w:r>
+        <w:rPr>
+          <w:rFonts w:ascii="Times New Roman" w:hAnsi="Times New Roman" w:cs="Times New Roman"/>
+          <w:sz w:val="26"/>
+          <w:szCs w:val="26"/>
+        </w:rPr>
+        <w:lastRenderedPageBreak/>
+        <w:drawing>
+          <wp:inline distT="0" distB="0" distL="0" distR="0" wp14:anchorId="1DCB84A6" wp14:editId="0782FF7D">
+            <wp:extent cx="5943600" cy="3282315"/>
+            <wp:effectExtent l="0" t="0" r="0" b="0"/>
+            <wp:docPr id="2009753216" name="Picture 1"/>
+            <wp:cNvGraphicFramePr>
+              <a:graphicFrameLocks xmlns:a="http://schemas.openxmlformats.org/drawingml/2006/main" noChangeAspect="1"/>
+            </wp:cNvGraphicFramePr>
+            <a:graphic xmlns:a="http://schemas.openxmlformats.org/drawingml/2006/main">
+              <a:graphicData uri="http://schemas.openxmlformats.org/drawingml/2006/picture">
+                <pic:pic xmlns:pic="http://schemas.openxmlformats.org/drawingml/2006/picture">
+                  <pic:nvPicPr>
+                    <pic:cNvPr id="2009753216" name=""/>
+                    <pic:cNvPicPr/>
+                  </pic:nvPicPr>
+                  <pic:blipFill>
+                    <a:blip r:embed="rId24"/>
+                    <a:stretch>
+                      <a:fillRect/>
+                    </a:stretch>
+                  </pic:blipFill>
+                  <pic:spPr>
+                    <a:xfrm>
+                      <a:off x="0" y="0"/>
+                      <a:ext cx="5943600" cy="3282315"/>
+                    </a:xfrm>
+                    <a:prstGeom prst="rect">
+                      <a:avLst/>
+                    </a:prstGeom>
+                  </pic:spPr>
+                </pic:pic>
+              </a:graphicData>
+            </a:graphic>
+          </wp:inline>
+        </w:drawing>
+      </w:r>
+    </w:p>
+    <w:p>
+      <w:pPr>
+        <w:rPr>
+          <w:rFonts w:ascii="Times New Roman" w:hAnsi="Times New Roman" w:cs="Times New Roman"/>
+          <w:sz w:val="26"/>
+          <w:szCs w:val="26"/>
+        </w:rPr>
+      </w:pPr>
+    </w:p>
+    <w:p>
+      <w:pPr>
+        <w:rPr>
+          <w:rFonts w:ascii="Times New Roman" w:hAnsi="Times New Roman" w:cs="Times New Roman"/>
+          <w:sz w:val="26"/>
+          <w:szCs w:val="26"/>
+        </w:rPr>
+      </w:pPr>
+    </w:p>
+    <w:p>
+      <w:pPr>
+        <w:rPr>
+          <w:rFonts w:ascii="Times New Roman" w:hAnsi="Times New Roman" w:cs="Times New Roman"/>
+          <w:sz w:val="26"/>
+          <w:szCs w:val="26"/>
+        </w:rPr>
+      </w:pPr>
+    </w:p>
+    <w:p>
+      <w:pPr>
+        <w:rPr>
+          <w:rFonts w:ascii="Times New Roman" w:hAnsi="Times New Roman" w:cs="Times New Roman"/>
+          <w:sz w:val="26"/>
+          <w:szCs w:val="26"/>
+        </w:rPr>
+      </w:pPr>
+      <w:r>
+        <w:rPr>
+          <w:rFonts w:ascii="Times New Roman" w:hAnsi="Times New Roman" w:cs="Times New Roman"/>
+          <w:sz w:val="26"/>
+          <w:szCs w:val="26"/>
+        </w:rPr>
+        <w:t xml:space="preserve">Link youtube: </w:t>
+      </w:r>
+      <w:r>
+        <w:rPr>
+          <w:rFonts w:ascii="Times New Roman" w:hAnsi="Times New Roman" w:cs="Times New Roman"/>
+          <w:sz w:val="26"/>
+          <w:szCs w:val="26"/>
+        </w:rPr>
+        <w:t>https://youtu.be/eG5wjr3Lox4</w:t>
+      </w:r>
     </w:p>
     <w:sectPr>
       <w:pgSz w:w="12240" w:h="15840"/>
@@ -2282,6 +3457,25 @@
       <w:spacing w:val="5"/>
     </w:rPr>
   </w:style>
+  <w:style w:type="table" w:styleId="TableGrid">
+    <w:name w:val="Table Grid"/>
+    <w:basedOn w:val="TableNormal"/>
+    <w:uiPriority w:val="39"/>
+    <w:rsid w:val="007530C3"/>
+    <w:pPr>
+      <w:spacing w:after="0" w:line="240" w:lineRule="auto"/>
+    </w:pPr>
+    <w:tblPr>
+      <w:tblBorders>
+        <w:top w:val="single" w:sz="4" w:space="0" w:color="auto"/>
+        <w:left w:val="single" w:sz="4" w:space="0" w:color="auto"/>
+        <w:bottom w:val="single" w:sz="4" w:space="0" w:color="auto"/>
+        <w:right w:val="single" w:sz="4" w:space="0" w:color="auto"/>
+        <w:insideH w:val="single" w:sz="4" w:space="0" w:color="auto"/>
+        <w:insideV w:val="single" w:sz="4" w:space="0" w:color="auto"/>
+      </w:tblBorders>
+    </w:tblPr>
+  </w:style>
 </w:styles>
 </file>
 
